--- a/Assignment 4/Practical 4  - Line Codes - 2026(1) - Copy.docx
+++ b/Assignment 4/Practical 4  - Line Codes - 2026(1) - Copy.docx
@@ -5573,14 +5573,799 @@
     <w:p>
       <w:pPr>
         <w:rPr>
-          <w:rFonts w:ascii="Arial" w:hAnsi="Arial" w:cs="Arial"/>
-          <w:b/>
-          <w:sz w:val="28"/>
-          <w:szCs w:val="28"/>
-          <w:u w:val="single"/>
-          <w:lang w:val="en-IE"/>
-        </w:rPr>
-      </w:pPr>
+          <w:lang w:val="en-IE"/>
+        </w:rPr>
+      </w:pPr>
+      <w:r>
+        <w:rPr>
+          <w:lang w:val="en-IE"/>
+        </w:rPr>
+        <w:t xml:space="preserve">import </w:t>
+      </w:r>
+      <w:proofErr w:type="spellStart"/>
+      <w:r>
+        <w:rPr>
+          <w:lang w:val="en-IE"/>
+        </w:rPr>
+        <w:t>numpy</w:t>
+      </w:r>
+      <w:proofErr w:type="spellEnd"/>
+      <w:r>
+        <w:rPr>
+          <w:lang w:val="en-IE"/>
+        </w:rPr>
+        <w:t xml:space="preserve"> as np</w:t>
+      </w:r>
+    </w:p>
+    <w:p>
+      <w:pPr>
+        <w:rPr>
+          <w:lang w:val="en-IE"/>
+        </w:rPr>
+      </w:pPr>
+      <w:r>
+        <w:rPr>
+          <w:lang w:val="en-IE"/>
+        </w:rPr>
+        <w:t xml:space="preserve">import </w:t>
+      </w:r>
+      <w:proofErr w:type="spellStart"/>
+      <w:proofErr w:type="gramStart"/>
+      <w:r>
+        <w:rPr>
+          <w:lang w:val="en-IE"/>
+        </w:rPr>
+        <w:t>matplotlib.pyplot</w:t>
+      </w:r>
+      <w:proofErr w:type="spellEnd"/>
+      <w:proofErr w:type="gramEnd"/>
+      <w:r>
+        <w:rPr>
+          <w:lang w:val="en-IE"/>
+        </w:rPr>
+        <w:t xml:space="preserve"> as </w:t>
+      </w:r>
+      <w:proofErr w:type="spellStart"/>
+      <w:r>
+        <w:rPr>
+          <w:lang w:val="en-IE"/>
+        </w:rPr>
+        <w:t>plt</w:t>
+      </w:r>
+      <w:proofErr w:type="spellEnd"/>
+    </w:p>
+    <w:p>
+      <w:pPr>
+        <w:rPr>
+          <w:lang w:val="en-IE"/>
+        </w:rPr>
+      </w:pPr>
+      <w:proofErr w:type="spellStart"/>
+      <w:r>
+        <w:rPr>
+          <w:lang w:val="en-IE"/>
+        </w:rPr>
+        <w:t>V_high</w:t>
+      </w:r>
+      <w:proofErr w:type="spellEnd"/>
+      <w:r>
+        <w:rPr>
+          <w:lang w:val="en-IE"/>
+        </w:rPr>
+        <w:t xml:space="preserve"> = 12       </w:t>
+      </w:r>
+    </w:p>
+    <w:p>
+      <w:pPr>
+        <w:rPr>
+          <w:lang w:val="en-IE"/>
+        </w:rPr>
+      </w:pPr>
+      <w:proofErr w:type="spellStart"/>
+      <w:r>
+        <w:rPr>
+          <w:lang w:val="en-IE"/>
+        </w:rPr>
+        <w:t>V_low</w:t>
+      </w:r>
+      <w:proofErr w:type="spellEnd"/>
+      <w:r>
+        <w:rPr>
+          <w:lang w:val="en-IE"/>
+        </w:rPr>
+        <w:t xml:space="preserve"> = -12       </w:t>
+      </w:r>
+    </w:p>
+    <w:p>
+      <w:pPr>
+        <w:rPr>
+          <w:lang w:val="en-IE"/>
+        </w:rPr>
+      </w:pPr>
+      <w:proofErr w:type="spellStart"/>
+      <w:r>
+        <w:rPr>
+          <w:lang w:val="en-IE"/>
+        </w:rPr>
+        <w:t>bit_duration</w:t>
+      </w:r>
+      <w:proofErr w:type="spellEnd"/>
+      <w:r>
+        <w:rPr>
+          <w:lang w:val="en-IE"/>
+        </w:rPr>
+        <w:t xml:space="preserve"> = 1</w:t>
+      </w:r>
+    </w:p>
+    <w:p>
+      <w:pPr>
+        <w:rPr>
+          <w:lang w:val="en-IE"/>
+        </w:rPr>
+      </w:pPr>
+    </w:p>
+    <w:p>
+      <w:pPr>
+        <w:rPr>
+          <w:lang w:val="en-IE"/>
+        </w:rPr>
+      </w:pPr>
+      <w:r>
+        <w:rPr>
+          <w:lang w:val="en-IE"/>
+        </w:rPr>
+        <w:t>char = '#'</w:t>
+      </w:r>
+    </w:p>
+    <w:p>
+      <w:pPr>
+        <w:rPr>
+          <w:lang w:val="en-IE"/>
+        </w:rPr>
+      </w:pPr>
+      <w:proofErr w:type="spellStart"/>
+      <w:r>
+        <w:rPr>
+          <w:lang w:val="en-IE"/>
+        </w:rPr>
+        <w:t>ascii_code</w:t>
+      </w:r>
+      <w:proofErr w:type="spellEnd"/>
+      <w:r>
+        <w:rPr>
+          <w:lang w:val="en-IE"/>
+        </w:rPr>
+        <w:t xml:space="preserve"> = </w:t>
+      </w:r>
+      <w:proofErr w:type="spellStart"/>
+      <w:r>
+        <w:rPr>
+          <w:lang w:val="en-IE"/>
+        </w:rPr>
+        <w:t>ord</w:t>
+      </w:r>
+      <w:proofErr w:type="spellEnd"/>
+      <w:r>
+        <w:rPr>
+          <w:lang w:val="en-IE"/>
+        </w:rPr>
+        <w:t>(char)</w:t>
+      </w:r>
+    </w:p>
+    <w:p>
+      <w:pPr>
+        <w:rPr>
+          <w:lang w:val="en-IE"/>
+        </w:rPr>
+      </w:pPr>
+      <w:proofErr w:type="spellStart"/>
+      <w:r>
+        <w:rPr>
+          <w:lang w:val="en-IE"/>
+        </w:rPr>
+        <w:t>binary_str</w:t>
+      </w:r>
+      <w:proofErr w:type="spellEnd"/>
+      <w:r>
+        <w:rPr>
+          <w:lang w:val="en-IE"/>
+        </w:rPr>
+        <w:t xml:space="preserve"> = </w:t>
+      </w:r>
+      <w:proofErr w:type="gramStart"/>
+      <w:r>
+        <w:rPr>
+          <w:lang w:val="en-IE"/>
+        </w:rPr>
+        <w:t>format(</w:t>
+      </w:r>
+      <w:proofErr w:type="spellStart"/>
+      <w:proofErr w:type="gramEnd"/>
+      <w:r>
+        <w:rPr>
+          <w:lang w:val="en-IE"/>
+        </w:rPr>
+        <w:t>ascii_code</w:t>
+      </w:r>
+      <w:proofErr w:type="spellEnd"/>
+      <w:r>
+        <w:rPr>
+          <w:lang w:val="en-IE"/>
+        </w:rPr>
+        <w:t>, '08b')</w:t>
+      </w:r>
+    </w:p>
+    <w:p>
+      <w:pPr>
+        <w:rPr>
+          <w:lang w:val="en-IE"/>
+        </w:rPr>
+      </w:pPr>
+      <w:r>
+        <w:rPr>
+          <w:lang w:val="en-IE"/>
+        </w:rPr>
+        <w:t xml:space="preserve">bits = [int(b) for b in </w:t>
+      </w:r>
+      <w:proofErr w:type="spellStart"/>
+      <w:r>
+        <w:rPr>
+          <w:lang w:val="en-IE"/>
+        </w:rPr>
+        <w:t>binary_str</w:t>
+      </w:r>
+      <w:proofErr w:type="spellEnd"/>
+      <w:r>
+        <w:rPr>
+          <w:lang w:val="en-IE"/>
+        </w:rPr>
+        <w:t>]</w:t>
+      </w:r>
+    </w:p>
+    <w:p>
+      <w:pPr>
+        <w:rPr>
+          <w:lang w:val="en-IE"/>
+        </w:rPr>
+      </w:pPr>
+    </w:p>
+    <w:p>
+      <w:pPr>
+        <w:rPr>
+          <w:lang w:val="en-IE"/>
+        </w:rPr>
+      </w:pPr>
+      <w:r>
+        <w:rPr>
+          <w:lang w:val="en-IE"/>
+        </w:rPr>
+        <w:t>t, y = [], []</w:t>
+      </w:r>
+    </w:p>
+    <w:p>
+      <w:pPr>
+        <w:rPr>
+          <w:lang w:val="en-IE"/>
+        </w:rPr>
+      </w:pPr>
+      <w:r>
+        <w:rPr>
+          <w:lang w:val="en-IE"/>
+        </w:rPr>
+        <w:t xml:space="preserve">for </w:t>
+      </w:r>
+      <w:proofErr w:type="spellStart"/>
+      <w:r>
+        <w:rPr>
+          <w:lang w:val="en-IE"/>
+        </w:rPr>
+        <w:t>i</w:t>
+      </w:r>
+      <w:proofErr w:type="spellEnd"/>
+      <w:r>
+        <w:rPr>
+          <w:lang w:val="en-IE"/>
+        </w:rPr>
+        <w:t>, bit in enumerate(bits):</w:t>
+      </w:r>
+    </w:p>
+    <w:p>
+      <w:pPr>
+        <w:rPr>
+          <w:lang w:val="en-IE"/>
+        </w:rPr>
+      </w:pPr>
+      <w:r>
+        <w:rPr>
+          <w:lang w:val="en-IE"/>
+        </w:rPr>
+        <w:t xml:space="preserve">    </w:t>
+      </w:r>
+      <w:proofErr w:type="spellStart"/>
+      <w:r>
+        <w:rPr>
+          <w:lang w:val="en-IE"/>
+        </w:rPr>
+        <w:t>t_bit</w:t>
+      </w:r>
+      <w:proofErr w:type="spellEnd"/>
+      <w:r>
+        <w:rPr>
+          <w:lang w:val="en-IE"/>
+        </w:rPr>
+        <w:t xml:space="preserve"> = </w:t>
+      </w:r>
+      <w:proofErr w:type="spellStart"/>
+      <w:proofErr w:type="gramStart"/>
+      <w:r>
+        <w:rPr>
+          <w:lang w:val="en-IE"/>
+        </w:rPr>
+        <w:t>np.arange</w:t>
+      </w:r>
+      <w:proofErr w:type="spellEnd"/>
+      <w:proofErr w:type="gramEnd"/>
+      <w:r>
+        <w:rPr>
+          <w:lang w:val="en-IE"/>
+        </w:rPr>
+        <w:t>(</w:t>
+      </w:r>
+      <w:proofErr w:type="spellStart"/>
+      <w:r>
+        <w:rPr>
+          <w:lang w:val="en-IE"/>
+        </w:rPr>
+        <w:t>i</w:t>
+      </w:r>
+      <w:proofErr w:type="spellEnd"/>
+      <w:r>
+        <w:rPr>
+          <w:lang w:val="en-IE"/>
+        </w:rPr>
+        <w:t>*</w:t>
+      </w:r>
+      <w:proofErr w:type="spellStart"/>
+      <w:r>
+        <w:rPr>
+          <w:lang w:val="en-IE"/>
+        </w:rPr>
+        <w:t>bit_duration</w:t>
+      </w:r>
+      <w:proofErr w:type="spellEnd"/>
+      <w:r>
+        <w:rPr>
+          <w:lang w:val="en-IE"/>
+        </w:rPr>
+        <w:t>, (i+</w:t>
+      </w:r>
+      <w:proofErr w:type="gramStart"/>
+      <w:r>
+        <w:rPr>
+          <w:lang w:val="en-IE"/>
+        </w:rPr>
+        <w:t>1)*</w:t>
+      </w:r>
+      <w:proofErr w:type="spellStart"/>
+      <w:proofErr w:type="gramEnd"/>
+      <w:r>
+        <w:rPr>
+          <w:lang w:val="en-IE"/>
+        </w:rPr>
+        <w:t>bit_duration</w:t>
+      </w:r>
+      <w:proofErr w:type="spellEnd"/>
+      <w:r>
+        <w:rPr>
+          <w:lang w:val="en-IE"/>
+        </w:rPr>
+        <w:t>, 0.01)</w:t>
+      </w:r>
+    </w:p>
+    <w:p>
+      <w:pPr>
+        <w:rPr>
+          <w:lang w:val="en-IE"/>
+        </w:rPr>
+      </w:pPr>
+      <w:r>
+        <w:rPr>
+          <w:lang w:val="en-IE"/>
+        </w:rPr>
+        <w:lastRenderedPageBreak/>
+        <w:t xml:space="preserve">    </w:t>
+      </w:r>
+      <w:proofErr w:type="spellStart"/>
+      <w:r>
+        <w:rPr>
+          <w:lang w:val="en-IE"/>
+        </w:rPr>
+        <w:t>y_bit</w:t>
+      </w:r>
+      <w:proofErr w:type="spellEnd"/>
+      <w:r>
+        <w:rPr>
+          <w:lang w:val="en-IE"/>
+        </w:rPr>
+        <w:t xml:space="preserve"> = </w:t>
+      </w:r>
+      <w:proofErr w:type="spellStart"/>
+      <w:proofErr w:type="gramStart"/>
+      <w:r>
+        <w:rPr>
+          <w:lang w:val="en-IE"/>
+        </w:rPr>
+        <w:t>np.ones</w:t>
+      </w:r>
+      <w:proofErr w:type="gramEnd"/>
+      <w:r>
+        <w:rPr>
+          <w:lang w:val="en-IE"/>
+        </w:rPr>
+        <w:t>_like</w:t>
+      </w:r>
+      <w:proofErr w:type="spellEnd"/>
+      <w:r>
+        <w:rPr>
+          <w:lang w:val="en-IE"/>
+        </w:rPr>
+        <w:t>(</w:t>
+      </w:r>
+      <w:proofErr w:type="spellStart"/>
+      <w:r>
+        <w:rPr>
+          <w:lang w:val="en-IE"/>
+        </w:rPr>
+        <w:t>t_bit</w:t>
+      </w:r>
+      <w:proofErr w:type="spellEnd"/>
+      <w:r>
+        <w:rPr>
+          <w:lang w:val="en-IE"/>
+        </w:rPr>
+        <w:t>) * (</w:t>
+      </w:r>
+      <w:proofErr w:type="spellStart"/>
+      <w:r>
+        <w:rPr>
+          <w:lang w:val="en-IE"/>
+        </w:rPr>
+        <w:t>V_high</w:t>
+      </w:r>
+      <w:proofErr w:type="spellEnd"/>
+      <w:r>
+        <w:rPr>
+          <w:lang w:val="en-IE"/>
+        </w:rPr>
+        <w:t xml:space="preserve"> if bit == 1 else </w:t>
+      </w:r>
+      <w:proofErr w:type="spellStart"/>
+      <w:r>
+        <w:rPr>
+          <w:lang w:val="en-IE"/>
+        </w:rPr>
+        <w:t>V_low</w:t>
+      </w:r>
+      <w:proofErr w:type="spellEnd"/>
+      <w:r>
+        <w:rPr>
+          <w:lang w:val="en-IE"/>
+        </w:rPr>
+        <w:t>)</w:t>
+      </w:r>
+    </w:p>
+    <w:p>
+      <w:pPr>
+        <w:rPr>
+          <w:lang w:val="en-IE"/>
+        </w:rPr>
+      </w:pPr>
+      <w:r>
+        <w:rPr>
+          <w:lang w:val="en-IE"/>
+        </w:rPr>
+        <w:t xml:space="preserve">    </w:t>
+      </w:r>
+      <w:proofErr w:type="spellStart"/>
+      <w:proofErr w:type="gramStart"/>
+      <w:r>
+        <w:rPr>
+          <w:lang w:val="en-IE"/>
+        </w:rPr>
+        <w:t>t.extend</w:t>
+      </w:r>
+      <w:proofErr w:type="spellEnd"/>
+      <w:proofErr w:type="gramEnd"/>
+      <w:r>
+        <w:rPr>
+          <w:lang w:val="en-IE"/>
+        </w:rPr>
+        <w:t>(</w:t>
+      </w:r>
+      <w:proofErr w:type="spellStart"/>
+      <w:r>
+        <w:rPr>
+          <w:lang w:val="en-IE"/>
+        </w:rPr>
+        <w:t>t_bit</w:t>
+      </w:r>
+      <w:proofErr w:type="spellEnd"/>
+      <w:r>
+        <w:rPr>
+          <w:lang w:val="en-IE"/>
+        </w:rPr>
+        <w:t>)</w:t>
+      </w:r>
+    </w:p>
+    <w:p>
+      <w:pPr>
+        <w:rPr>
+          <w:lang w:val="en-IE"/>
+        </w:rPr>
+      </w:pPr>
+      <w:r>
+        <w:rPr>
+          <w:lang w:val="en-IE"/>
+        </w:rPr>
+        <w:t xml:space="preserve">    </w:t>
+      </w:r>
+      <w:proofErr w:type="spellStart"/>
+      <w:proofErr w:type="gramStart"/>
+      <w:r>
+        <w:rPr>
+          <w:lang w:val="en-IE"/>
+        </w:rPr>
+        <w:t>y.extend</w:t>
+      </w:r>
+      <w:proofErr w:type="spellEnd"/>
+      <w:proofErr w:type="gramEnd"/>
+      <w:r>
+        <w:rPr>
+          <w:lang w:val="en-IE"/>
+        </w:rPr>
+        <w:t>(</w:t>
+      </w:r>
+      <w:proofErr w:type="spellStart"/>
+      <w:r>
+        <w:rPr>
+          <w:lang w:val="en-IE"/>
+        </w:rPr>
+        <w:t>y_bit</w:t>
+      </w:r>
+      <w:proofErr w:type="spellEnd"/>
+      <w:r>
+        <w:rPr>
+          <w:lang w:val="en-IE"/>
+        </w:rPr>
+        <w:t>)</w:t>
+      </w:r>
+    </w:p>
+    <w:p>
+      <w:pPr>
+        <w:rPr>
+          <w:lang w:val="en-IE"/>
+        </w:rPr>
+      </w:pPr>
+    </w:p>
+    <w:p>
+      <w:pPr>
+        <w:rPr>
+          <w:lang w:val="en-IE"/>
+        </w:rPr>
+      </w:pPr>
+      <w:proofErr w:type="spellStart"/>
+      <w:proofErr w:type="gramStart"/>
+      <w:r>
+        <w:rPr>
+          <w:lang w:val="en-IE"/>
+        </w:rPr>
+        <w:t>plt.figure</w:t>
+      </w:r>
+      <w:proofErr w:type="spellEnd"/>
+      <w:proofErr w:type="gramEnd"/>
+      <w:r>
+        <w:rPr>
+          <w:lang w:val="en-IE"/>
+        </w:rPr>
+        <w:t>(</w:t>
+      </w:r>
+      <w:proofErr w:type="spellStart"/>
+      <w:r>
+        <w:rPr>
+          <w:lang w:val="en-IE"/>
+        </w:rPr>
+        <w:t>figsize</w:t>
+      </w:r>
+      <w:proofErr w:type="spellEnd"/>
+      <w:proofErr w:type="gramStart"/>
+      <w:r>
+        <w:rPr>
+          <w:lang w:val="en-IE"/>
+        </w:rPr>
+        <w:t>=(</w:t>
+      </w:r>
+      <w:proofErr w:type="gramEnd"/>
+      <w:r>
+        <w:rPr>
+          <w:lang w:val="en-IE"/>
+        </w:rPr>
+        <w:t>10,3))</w:t>
+      </w:r>
+    </w:p>
+    <w:p>
+      <w:pPr>
+        <w:rPr>
+          <w:lang w:val="en-IE"/>
+        </w:rPr>
+      </w:pPr>
+      <w:proofErr w:type="spellStart"/>
+      <w:proofErr w:type="gramStart"/>
+      <w:r>
+        <w:rPr>
+          <w:lang w:val="en-IE"/>
+        </w:rPr>
+        <w:t>plt.plot</w:t>
+      </w:r>
+      <w:proofErr w:type="spellEnd"/>
+      <w:proofErr w:type="gramEnd"/>
+      <w:r>
+        <w:rPr>
+          <w:lang w:val="en-IE"/>
+        </w:rPr>
+        <w:t>(t, y, linewidth=2)</w:t>
+      </w:r>
+    </w:p>
+    <w:p>
+      <w:pPr>
+        <w:rPr>
+          <w:lang w:val="en-IE"/>
+        </w:rPr>
+      </w:pPr>
+      <w:proofErr w:type="spellStart"/>
+      <w:proofErr w:type="gramStart"/>
+      <w:r>
+        <w:rPr>
+          <w:lang w:val="en-IE"/>
+        </w:rPr>
+        <w:t>plt.ylim</w:t>
+      </w:r>
+      <w:proofErr w:type="spellEnd"/>
+      <w:proofErr w:type="gramEnd"/>
+      <w:r>
+        <w:rPr>
+          <w:lang w:val="en-IE"/>
+        </w:rPr>
+        <w:t>(-15, 15)</w:t>
+      </w:r>
+    </w:p>
+    <w:p>
+      <w:pPr>
+        <w:rPr>
+          <w:lang w:val="en-IE"/>
+        </w:rPr>
+      </w:pPr>
+      <w:proofErr w:type="spellStart"/>
+      <w:proofErr w:type="gramStart"/>
+      <w:r>
+        <w:rPr>
+          <w:lang w:val="en-IE"/>
+        </w:rPr>
+        <w:t>plt.xlabel</w:t>
+      </w:r>
+      <w:proofErr w:type="spellEnd"/>
+      <w:proofErr w:type="gramEnd"/>
+      <w:r>
+        <w:rPr>
+          <w:lang w:val="en-IE"/>
+        </w:rPr>
+        <w:t>("Time (s)")</w:t>
+      </w:r>
+    </w:p>
+    <w:p>
+      <w:pPr>
+        <w:rPr>
+          <w:lang w:val="en-IE"/>
+        </w:rPr>
+      </w:pPr>
+      <w:proofErr w:type="spellStart"/>
+      <w:proofErr w:type="gramStart"/>
+      <w:r>
+        <w:rPr>
+          <w:lang w:val="en-IE"/>
+        </w:rPr>
+        <w:t>plt.ylabel</w:t>
+      </w:r>
+      <w:proofErr w:type="spellEnd"/>
+      <w:proofErr w:type="gramEnd"/>
+      <w:r>
+        <w:rPr>
+          <w:lang w:val="en-IE"/>
+        </w:rPr>
+        <w:t>("Voltage (V)")</w:t>
+      </w:r>
+    </w:p>
+    <w:p>
+      <w:pPr>
+        <w:rPr>
+          <w:lang w:val="en-IE"/>
+        </w:rPr>
+      </w:pPr>
+      <w:proofErr w:type="spellStart"/>
+      <w:proofErr w:type="gramStart"/>
+      <w:r>
+        <w:rPr>
+          <w:lang w:val="en-IE"/>
+        </w:rPr>
+        <w:t>plt.title</w:t>
+      </w:r>
+      <w:proofErr w:type="spellEnd"/>
+      <w:proofErr w:type="gramEnd"/>
+      <w:r>
+        <w:rPr>
+          <w:lang w:val="en-IE"/>
+        </w:rPr>
+        <w:t>(f"±12V Polar NRZ for ASCII '{char}' ({</w:t>
+      </w:r>
+      <w:proofErr w:type="spellStart"/>
+      <w:r>
+        <w:rPr>
+          <w:lang w:val="en-IE"/>
+        </w:rPr>
+        <w:t>binary_str</w:t>
+      </w:r>
+      <w:proofErr w:type="spellEnd"/>
+      <w:r>
+        <w:rPr>
+          <w:lang w:val="en-IE"/>
+        </w:rPr>
+        <w:t>})")</w:t>
+      </w:r>
+    </w:p>
+    <w:p>
+      <w:pPr>
+        <w:rPr>
+          <w:lang w:val="en-IE"/>
+        </w:rPr>
+      </w:pPr>
+      <w:proofErr w:type="spellStart"/>
+      <w:proofErr w:type="gramStart"/>
+      <w:r>
+        <w:rPr>
+          <w:lang w:val="en-IE"/>
+        </w:rPr>
+        <w:t>plt.grid</w:t>
+      </w:r>
+      <w:proofErr w:type="spellEnd"/>
+      <w:proofErr w:type="gramEnd"/>
+      <w:r>
+        <w:rPr>
+          <w:lang w:val="en-IE"/>
+        </w:rPr>
+        <w:t>(True)</w:t>
+      </w:r>
+    </w:p>
+    <w:p>
+      <w:pPr>
+        <w:rPr>
+          <w:lang w:val="en-IE"/>
+        </w:rPr>
+      </w:pPr>
+      <w:proofErr w:type="spellStart"/>
+      <w:proofErr w:type="gramStart"/>
+      <w:r>
+        <w:rPr>
+          <w:lang w:val="en-IE"/>
+        </w:rPr>
+        <w:t>plt.show</w:t>
+      </w:r>
+      <w:proofErr w:type="spellEnd"/>
+      <w:proofErr w:type="gramEnd"/>
+      <w:r>
+        <w:rPr>
+          <w:lang w:val="en-IE"/>
+        </w:rPr>
+        <w:t>()</w:t>
+      </w:r>
     </w:p>
     <w:p>
       <w:pPr>
@@ -5603,7 +6388,6 @@
           <w:u w:val="single"/>
           <w:lang w:val="en-IE"/>
         </w:rPr>
-        <w:lastRenderedPageBreak/>
         <w:drawing>
           <wp:inline distT="0" distB="0" distL="0" distR="0" wp14:anchorId="4BCE6C51" wp14:editId="562547CE">
             <wp:extent cx="5731510" cy="2162810"/>
@@ -6363,6 +7147,7 @@
           <w:szCs w:val="24"/>
           <w:lang w:val="en-IE"/>
         </w:rPr>
+        <w:lastRenderedPageBreak/>
         <w:drawing>
           <wp:inline distT="0" distB="0" distL="0" distR="0" wp14:anchorId="09F7F647" wp14:editId="20052BB2">
             <wp:extent cx="5731510" cy="3778250"/>
@@ -6569,13 +7354,1314 @@
     <w:p>
       <w:pPr>
         <w:rPr>
-          <w:rFonts w:ascii="Arial" w:hAnsi="Arial" w:cs="Arial"/>
-          <w:color w:val="FF0000"/>
-          <w:sz w:val="24"/>
-          <w:szCs w:val="24"/>
-          <w:lang w:val="en-IE"/>
-        </w:rPr>
-      </w:pPr>
+          <w:lang w:val="en-IE"/>
+        </w:rPr>
+      </w:pPr>
+      <w:r>
+        <w:rPr>
+          <w:lang w:val="en-IE"/>
+        </w:rPr>
+        <w:t xml:space="preserve">import </w:t>
+      </w:r>
+      <w:proofErr w:type="spellStart"/>
+      <w:r>
+        <w:rPr>
+          <w:lang w:val="en-IE"/>
+        </w:rPr>
+        <w:t>numpy</w:t>
+      </w:r>
+      <w:proofErr w:type="spellEnd"/>
+      <w:r>
+        <w:rPr>
+          <w:lang w:val="en-IE"/>
+        </w:rPr>
+        <w:t xml:space="preserve"> as np</w:t>
+      </w:r>
+    </w:p>
+    <w:p>
+      <w:pPr>
+        <w:rPr>
+          <w:lang w:val="en-IE"/>
+        </w:rPr>
+      </w:pPr>
+      <w:r>
+        <w:rPr>
+          <w:lang w:val="en-IE"/>
+        </w:rPr>
+        <w:t xml:space="preserve">import </w:t>
+      </w:r>
+      <w:proofErr w:type="spellStart"/>
+      <w:proofErr w:type="gramStart"/>
+      <w:r>
+        <w:rPr>
+          <w:lang w:val="en-IE"/>
+        </w:rPr>
+        <w:t>matplotlib.pyplot</w:t>
+      </w:r>
+      <w:proofErr w:type="spellEnd"/>
+      <w:proofErr w:type="gramEnd"/>
+      <w:r>
+        <w:rPr>
+          <w:lang w:val="en-IE"/>
+        </w:rPr>
+        <w:t xml:space="preserve"> as </w:t>
+      </w:r>
+      <w:proofErr w:type="spellStart"/>
+      <w:r>
+        <w:rPr>
+          <w:lang w:val="en-IE"/>
+        </w:rPr>
+        <w:t>plt</w:t>
+      </w:r>
+      <w:proofErr w:type="spellEnd"/>
+    </w:p>
+    <w:p>
+      <w:pPr>
+        <w:rPr>
+          <w:lang w:val="en-IE"/>
+        </w:rPr>
+      </w:pPr>
+      <w:proofErr w:type="spellStart"/>
+      <w:r>
+        <w:rPr>
+          <w:lang w:val="en-IE"/>
+        </w:rPr>
+        <w:t>V_high</w:t>
+      </w:r>
+      <w:proofErr w:type="spellEnd"/>
+      <w:r>
+        <w:rPr>
+          <w:lang w:val="en-IE"/>
+        </w:rPr>
+        <w:t xml:space="preserve"> = 3        </w:t>
+      </w:r>
+    </w:p>
+    <w:p>
+      <w:pPr>
+        <w:rPr>
+          <w:lang w:val="en-IE"/>
+        </w:rPr>
+      </w:pPr>
+      <w:proofErr w:type="spellStart"/>
+      <w:r>
+        <w:rPr>
+          <w:lang w:val="en-IE"/>
+        </w:rPr>
+        <w:t>bit_duration</w:t>
+      </w:r>
+      <w:proofErr w:type="spellEnd"/>
+      <w:r>
+        <w:rPr>
+          <w:lang w:val="en-IE"/>
+        </w:rPr>
+        <w:t xml:space="preserve"> = 1</w:t>
+      </w:r>
+    </w:p>
+    <w:p>
+      <w:pPr>
+        <w:rPr>
+          <w:lang w:val="en-IE"/>
+        </w:rPr>
+      </w:pPr>
+    </w:p>
+    <w:p>
+      <w:pPr>
+        <w:rPr>
+          <w:lang w:val="en-IE"/>
+        </w:rPr>
+      </w:pPr>
+      <w:proofErr w:type="spellStart"/>
+      <w:r>
+        <w:rPr>
+          <w:lang w:val="en-IE"/>
+        </w:rPr>
+        <w:t>hex_val</w:t>
+      </w:r>
+      <w:proofErr w:type="spellEnd"/>
+      <w:r>
+        <w:rPr>
+          <w:lang w:val="en-IE"/>
+        </w:rPr>
+        <w:t xml:space="preserve"> = 0xB3</w:t>
+      </w:r>
+    </w:p>
+    <w:p>
+      <w:pPr>
+        <w:rPr>
+          <w:lang w:val="en-IE"/>
+        </w:rPr>
+      </w:pPr>
+      <w:proofErr w:type="spellStart"/>
+      <w:r>
+        <w:rPr>
+          <w:lang w:val="en-IE"/>
+        </w:rPr>
+        <w:t>binary_str</w:t>
+      </w:r>
+      <w:proofErr w:type="spellEnd"/>
+      <w:r>
+        <w:rPr>
+          <w:lang w:val="en-IE"/>
+        </w:rPr>
+        <w:t xml:space="preserve"> = </w:t>
+      </w:r>
+      <w:proofErr w:type="gramStart"/>
+      <w:r>
+        <w:rPr>
+          <w:lang w:val="en-IE"/>
+        </w:rPr>
+        <w:t>format(</w:t>
+      </w:r>
+      <w:proofErr w:type="spellStart"/>
+      <w:proofErr w:type="gramEnd"/>
+      <w:r>
+        <w:rPr>
+          <w:lang w:val="en-IE"/>
+        </w:rPr>
+        <w:t>hex_val</w:t>
+      </w:r>
+      <w:proofErr w:type="spellEnd"/>
+      <w:r>
+        <w:rPr>
+          <w:lang w:val="en-IE"/>
+        </w:rPr>
+        <w:t>, '08b') # '10110011'</w:t>
+      </w:r>
+    </w:p>
+    <w:p>
+      <w:pPr>
+        <w:rPr>
+          <w:lang w:val="en-IE"/>
+        </w:rPr>
+      </w:pPr>
+      <w:r>
+        <w:rPr>
+          <w:lang w:val="en-IE"/>
+        </w:rPr>
+        <w:t xml:space="preserve">bits = [int(b) for b in </w:t>
+      </w:r>
+      <w:proofErr w:type="spellStart"/>
+      <w:r>
+        <w:rPr>
+          <w:lang w:val="en-IE"/>
+        </w:rPr>
+        <w:t>binary_str</w:t>
+      </w:r>
+      <w:proofErr w:type="spellEnd"/>
+      <w:r>
+        <w:rPr>
+          <w:lang w:val="en-IE"/>
+        </w:rPr>
+        <w:t>]</w:t>
+      </w:r>
+    </w:p>
+    <w:p>
+      <w:pPr>
+        <w:rPr>
+          <w:lang w:val="en-IE"/>
+        </w:rPr>
+      </w:pPr>
+    </w:p>
+    <w:p>
+      <w:pPr>
+        <w:rPr>
+          <w:lang w:val="en-IE"/>
+        </w:rPr>
+      </w:pPr>
+      <w:r>
+        <w:rPr>
+          <w:lang w:val="en-IE"/>
+        </w:rPr>
+        <w:t>t, y = [], []</w:t>
+      </w:r>
+    </w:p>
+    <w:p>
+      <w:pPr>
+        <w:rPr>
+          <w:lang w:val="en-IE"/>
+        </w:rPr>
+      </w:pPr>
+      <w:r>
+        <w:rPr>
+          <w:lang w:val="en-IE"/>
+        </w:rPr>
+        <w:t xml:space="preserve">for </w:t>
+      </w:r>
+      <w:proofErr w:type="spellStart"/>
+      <w:r>
+        <w:rPr>
+          <w:lang w:val="en-IE"/>
+        </w:rPr>
+        <w:t>i</w:t>
+      </w:r>
+      <w:proofErr w:type="spellEnd"/>
+      <w:r>
+        <w:rPr>
+          <w:lang w:val="en-IE"/>
+        </w:rPr>
+        <w:t>, bit in enumerate(bits):</w:t>
+      </w:r>
+    </w:p>
+    <w:p>
+      <w:pPr>
+        <w:rPr>
+          <w:lang w:val="en-IE"/>
+        </w:rPr>
+      </w:pPr>
+      <w:r>
+        <w:rPr>
+          <w:lang w:val="en-IE"/>
+        </w:rPr>
+        <w:t xml:space="preserve">    if bit == 1:</w:t>
+      </w:r>
+    </w:p>
+    <w:p>
+      <w:pPr>
+        <w:rPr>
+          <w:lang w:val="en-IE"/>
+        </w:rPr>
+      </w:pPr>
+      <w:r>
+        <w:rPr>
+          <w:lang w:val="en-IE"/>
+        </w:rPr>
+        <w:t xml:space="preserve">        # High for first half of the bit</w:t>
+      </w:r>
+    </w:p>
+    <w:p>
+      <w:pPr>
+        <w:rPr>
+          <w:lang w:val="en-IE"/>
+        </w:rPr>
+      </w:pPr>
+      <w:r>
+        <w:rPr>
+          <w:lang w:val="en-IE"/>
+        </w:rPr>
+        <w:t xml:space="preserve">        </w:t>
+      </w:r>
+      <w:proofErr w:type="spellStart"/>
+      <w:r>
+        <w:rPr>
+          <w:lang w:val="en-IE"/>
+        </w:rPr>
+        <w:t>t_high</w:t>
+      </w:r>
+      <w:proofErr w:type="spellEnd"/>
+      <w:r>
+        <w:rPr>
+          <w:lang w:val="en-IE"/>
+        </w:rPr>
+        <w:t xml:space="preserve"> = </w:t>
+      </w:r>
+      <w:proofErr w:type="spellStart"/>
+      <w:proofErr w:type="gramStart"/>
+      <w:r>
+        <w:rPr>
+          <w:lang w:val="en-IE"/>
+        </w:rPr>
+        <w:t>np.arange</w:t>
+      </w:r>
+      <w:proofErr w:type="spellEnd"/>
+      <w:proofErr w:type="gramEnd"/>
+      <w:r>
+        <w:rPr>
+          <w:lang w:val="en-IE"/>
+        </w:rPr>
+        <w:t>(</w:t>
+      </w:r>
+      <w:proofErr w:type="spellStart"/>
+      <w:r>
+        <w:rPr>
+          <w:lang w:val="en-IE"/>
+        </w:rPr>
+        <w:t>i</w:t>
+      </w:r>
+      <w:proofErr w:type="spellEnd"/>
+      <w:r>
+        <w:rPr>
+          <w:lang w:val="en-IE"/>
+        </w:rPr>
+        <w:t>*</w:t>
+      </w:r>
+      <w:proofErr w:type="spellStart"/>
+      <w:r>
+        <w:rPr>
+          <w:lang w:val="en-IE"/>
+        </w:rPr>
+        <w:t>bit_duration</w:t>
+      </w:r>
+      <w:proofErr w:type="spellEnd"/>
+      <w:r>
+        <w:rPr>
+          <w:lang w:val="en-IE"/>
+        </w:rPr>
+        <w:t xml:space="preserve">, </w:t>
+      </w:r>
+      <w:proofErr w:type="spellStart"/>
+      <w:r>
+        <w:rPr>
+          <w:lang w:val="en-IE"/>
+        </w:rPr>
+        <w:t>i</w:t>
+      </w:r>
+      <w:proofErr w:type="spellEnd"/>
+      <w:r>
+        <w:rPr>
+          <w:lang w:val="en-IE"/>
+        </w:rPr>
+        <w:t>*</w:t>
+      </w:r>
+      <w:proofErr w:type="spellStart"/>
+      <w:r>
+        <w:rPr>
+          <w:lang w:val="en-IE"/>
+        </w:rPr>
+        <w:t>bit_duration</w:t>
+      </w:r>
+      <w:proofErr w:type="spellEnd"/>
+      <w:r>
+        <w:rPr>
+          <w:lang w:val="en-IE"/>
+        </w:rPr>
+        <w:t xml:space="preserve"> + </w:t>
+      </w:r>
+      <w:proofErr w:type="spellStart"/>
+      <w:r>
+        <w:rPr>
+          <w:lang w:val="en-IE"/>
+        </w:rPr>
+        <w:t>bit_duration</w:t>
+      </w:r>
+      <w:proofErr w:type="spellEnd"/>
+      <w:r>
+        <w:rPr>
+          <w:lang w:val="en-IE"/>
+        </w:rPr>
+        <w:t>/2, 0.01)</w:t>
+      </w:r>
+    </w:p>
+    <w:p>
+      <w:pPr>
+        <w:rPr>
+          <w:lang w:val="en-IE"/>
+        </w:rPr>
+      </w:pPr>
+      <w:r>
+        <w:rPr>
+          <w:lang w:val="en-IE"/>
+        </w:rPr>
+        <w:t xml:space="preserve">        </w:t>
+      </w:r>
+      <w:proofErr w:type="spellStart"/>
+      <w:r>
+        <w:rPr>
+          <w:lang w:val="en-IE"/>
+        </w:rPr>
+        <w:t>y_high</w:t>
+      </w:r>
+      <w:proofErr w:type="spellEnd"/>
+      <w:r>
+        <w:rPr>
+          <w:lang w:val="en-IE"/>
+        </w:rPr>
+        <w:t xml:space="preserve"> = </w:t>
+      </w:r>
+      <w:proofErr w:type="spellStart"/>
+      <w:proofErr w:type="gramStart"/>
+      <w:r>
+        <w:rPr>
+          <w:lang w:val="en-IE"/>
+        </w:rPr>
+        <w:t>np.ones</w:t>
+      </w:r>
+      <w:proofErr w:type="gramEnd"/>
+      <w:r>
+        <w:rPr>
+          <w:lang w:val="en-IE"/>
+        </w:rPr>
+        <w:t>_like</w:t>
+      </w:r>
+      <w:proofErr w:type="spellEnd"/>
+      <w:r>
+        <w:rPr>
+          <w:lang w:val="en-IE"/>
+        </w:rPr>
+        <w:t>(</w:t>
+      </w:r>
+      <w:proofErr w:type="spellStart"/>
+      <w:r>
+        <w:rPr>
+          <w:lang w:val="en-IE"/>
+        </w:rPr>
+        <w:t>t_high</w:t>
+      </w:r>
+      <w:proofErr w:type="spellEnd"/>
+      <w:r>
+        <w:rPr>
+          <w:lang w:val="en-IE"/>
+        </w:rPr>
+        <w:t xml:space="preserve">) * </w:t>
+      </w:r>
+      <w:proofErr w:type="spellStart"/>
+      <w:r>
+        <w:rPr>
+          <w:lang w:val="en-IE"/>
+        </w:rPr>
+        <w:t>V_high</w:t>
+      </w:r>
+      <w:proofErr w:type="spellEnd"/>
+    </w:p>
+    <w:p>
+      <w:pPr>
+        <w:rPr>
+          <w:lang w:val="en-IE"/>
+        </w:rPr>
+      </w:pPr>
+      <w:r>
+        <w:rPr>
+          <w:lang w:val="en-IE"/>
+        </w:rPr>
+        <w:t xml:space="preserve">        # Return to zero for second half</w:t>
+      </w:r>
+    </w:p>
+    <w:p>
+      <w:pPr>
+        <w:rPr>
+          <w:lang w:val="en-IE"/>
+        </w:rPr>
+      </w:pPr>
+      <w:r>
+        <w:rPr>
+          <w:lang w:val="en-IE"/>
+        </w:rPr>
+        <w:t xml:space="preserve">        </w:t>
+      </w:r>
+      <w:proofErr w:type="spellStart"/>
+      <w:r>
+        <w:rPr>
+          <w:lang w:val="en-IE"/>
+        </w:rPr>
+        <w:t>t_low</w:t>
+      </w:r>
+      <w:proofErr w:type="spellEnd"/>
+      <w:r>
+        <w:rPr>
+          <w:lang w:val="en-IE"/>
+        </w:rPr>
+        <w:t xml:space="preserve"> = </w:t>
+      </w:r>
+      <w:proofErr w:type="spellStart"/>
+      <w:proofErr w:type="gramStart"/>
+      <w:r>
+        <w:rPr>
+          <w:lang w:val="en-IE"/>
+        </w:rPr>
+        <w:t>np.arange</w:t>
+      </w:r>
+      <w:proofErr w:type="spellEnd"/>
+      <w:proofErr w:type="gramEnd"/>
+      <w:r>
+        <w:rPr>
+          <w:lang w:val="en-IE"/>
+        </w:rPr>
+        <w:t>(</w:t>
+      </w:r>
+      <w:proofErr w:type="spellStart"/>
+      <w:r>
+        <w:rPr>
+          <w:lang w:val="en-IE"/>
+        </w:rPr>
+        <w:t>i</w:t>
+      </w:r>
+      <w:proofErr w:type="spellEnd"/>
+      <w:r>
+        <w:rPr>
+          <w:lang w:val="en-IE"/>
+        </w:rPr>
+        <w:t>*</w:t>
+      </w:r>
+      <w:proofErr w:type="spellStart"/>
+      <w:r>
+        <w:rPr>
+          <w:lang w:val="en-IE"/>
+        </w:rPr>
+        <w:t>bit_duration</w:t>
+      </w:r>
+      <w:proofErr w:type="spellEnd"/>
+      <w:r>
+        <w:rPr>
+          <w:lang w:val="en-IE"/>
+        </w:rPr>
+        <w:t xml:space="preserve"> + </w:t>
+      </w:r>
+      <w:proofErr w:type="spellStart"/>
+      <w:r>
+        <w:rPr>
+          <w:lang w:val="en-IE"/>
+        </w:rPr>
+        <w:t>bit_duration</w:t>
+      </w:r>
+      <w:proofErr w:type="spellEnd"/>
+      <w:r>
+        <w:rPr>
+          <w:lang w:val="en-IE"/>
+        </w:rPr>
+        <w:t>/2, (i+</w:t>
+      </w:r>
+      <w:proofErr w:type="gramStart"/>
+      <w:r>
+        <w:rPr>
+          <w:lang w:val="en-IE"/>
+        </w:rPr>
+        <w:t>1)*</w:t>
+      </w:r>
+      <w:proofErr w:type="spellStart"/>
+      <w:proofErr w:type="gramEnd"/>
+      <w:r>
+        <w:rPr>
+          <w:lang w:val="en-IE"/>
+        </w:rPr>
+        <w:t>bit_duration</w:t>
+      </w:r>
+      <w:proofErr w:type="spellEnd"/>
+      <w:r>
+        <w:rPr>
+          <w:lang w:val="en-IE"/>
+        </w:rPr>
+        <w:t>, 0.01)</w:t>
+      </w:r>
+    </w:p>
+    <w:p>
+      <w:pPr>
+        <w:rPr>
+          <w:lang w:val="en-IE"/>
+        </w:rPr>
+      </w:pPr>
+      <w:r>
+        <w:rPr>
+          <w:lang w:val="en-IE"/>
+        </w:rPr>
+        <w:t xml:space="preserve">        </w:t>
+      </w:r>
+      <w:proofErr w:type="spellStart"/>
+      <w:r>
+        <w:rPr>
+          <w:lang w:val="en-IE"/>
+        </w:rPr>
+        <w:t>y_low</w:t>
+      </w:r>
+      <w:proofErr w:type="spellEnd"/>
+      <w:r>
+        <w:rPr>
+          <w:lang w:val="en-IE"/>
+        </w:rPr>
+        <w:t xml:space="preserve"> = </w:t>
+      </w:r>
+      <w:proofErr w:type="spellStart"/>
+      <w:proofErr w:type="gramStart"/>
+      <w:r>
+        <w:rPr>
+          <w:lang w:val="en-IE"/>
+        </w:rPr>
+        <w:t>np.zeros</w:t>
+      </w:r>
+      <w:proofErr w:type="gramEnd"/>
+      <w:r>
+        <w:rPr>
+          <w:lang w:val="en-IE"/>
+        </w:rPr>
+        <w:t>_like</w:t>
+      </w:r>
+      <w:proofErr w:type="spellEnd"/>
+      <w:r>
+        <w:rPr>
+          <w:lang w:val="en-IE"/>
+        </w:rPr>
+        <w:t>(</w:t>
+      </w:r>
+      <w:proofErr w:type="spellStart"/>
+      <w:r>
+        <w:rPr>
+          <w:lang w:val="en-IE"/>
+        </w:rPr>
+        <w:t>t_low</w:t>
+      </w:r>
+      <w:proofErr w:type="spellEnd"/>
+      <w:r>
+        <w:rPr>
+          <w:lang w:val="en-IE"/>
+        </w:rPr>
+        <w:t>)</w:t>
+      </w:r>
+    </w:p>
+    <w:p>
+      <w:pPr>
+        <w:rPr>
+          <w:lang w:val="en-IE"/>
+        </w:rPr>
+      </w:pPr>
+      <w:r>
+        <w:rPr>
+          <w:lang w:val="en-IE"/>
+        </w:rPr>
+        <w:t xml:space="preserve">        </w:t>
+      </w:r>
+      <w:proofErr w:type="spellStart"/>
+      <w:proofErr w:type="gramStart"/>
+      <w:r>
+        <w:rPr>
+          <w:lang w:val="en-IE"/>
+        </w:rPr>
+        <w:t>t.extend</w:t>
+      </w:r>
+      <w:proofErr w:type="spellEnd"/>
+      <w:proofErr w:type="gramEnd"/>
+      <w:r>
+        <w:rPr>
+          <w:lang w:val="en-IE"/>
+        </w:rPr>
+        <w:t>(</w:t>
+      </w:r>
+      <w:proofErr w:type="spellStart"/>
+      <w:r>
+        <w:rPr>
+          <w:lang w:val="en-IE"/>
+        </w:rPr>
+        <w:t>t_high</w:t>
+      </w:r>
+      <w:proofErr w:type="spellEnd"/>
+      <w:r>
+        <w:rPr>
+          <w:lang w:val="en-IE"/>
+        </w:rPr>
+        <w:t>)</w:t>
+      </w:r>
+    </w:p>
+    <w:p>
+      <w:pPr>
+        <w:rPr>
+          <w:lang w:val="en-IE"/>
+        </w:rPr>
+      </w:pPr>
+      <w:r>
+        <w:rPr>
+          <w:lang w:val="en-IE"/>
+        </w:rPr>
+        <w:t xml:space="preserve">        </w:t>
+      </w:r>
+      <w:proofErr w:type="spellStart"/>
+      <w:proofErr w:type="gramStart"/>
+      <w:r>
+        <w:rPr>
+          <w:lang w:val="en-IE"/>
+        </w:rPr>
+        <w:t>t.extend</w:t>
+      </w:r>
+      <w:proofErr w:type="spellEnd"/>
+      <w:proofErr w:type="gramEnd"/>
+      <w:r>
+        <w:rPr>
+          <w:lang w:val="en-IE"/>
+        </w:rPr>
+        <w:t>(</w:t>
+      </w:r>
+      <w:proofErr w:type="spellStart"/>
+      <w:r>
+        <w:rPr>
+          <w:lang w:val="en-IE"/>
+        </w:rPr>
+        <w:t>t_low</w:t>
+      </w:r>
+      <w:proofErr w:type="spellEnd"/>
+      <w:r>
+        <w:rPr>
+          <w:lang w:val="en-IE"/>
+        </w:rPr>
+        <w:t>)</w:t>
+      </w:r>
+    </w:p>
+    <w:p>
+      <w:pPr>
+        <w:rPr>
+          <w:lang w:val="en-IE"/>
+        </w:rPr>
+      </w:pPr>
+      <w:r>
+        <w:rPr>
+          <w:lang w:val="en-IE"/>
+        </w:rPr>
+        <w:t xml:space="preserve">        </w:t>
+      </w:r>
+      <w:proofErr w:type="spellStart"/>
+      <w:proofErr w:type="gramStart"/>
+      <w:r>
+        <w:rPr>
+          <w:lang w:val="en-IE"/>
+        </w:rPr>
+        <w:t>y.extend</w:t>
+      </w:r>
+      <w:proofErr w:type="spellEnd"/>
+      <w:proofErr w:type="gramEnd"/>
+      <w:r>
+        <w:rPr>
+          <w:lang w:val="en-IE"/>
+        </w:rPr>
+        <w:t>(</w:t>
+      </w:r>
+      <w:proofErr w:type="spellStart"/>
+      <w:r>
+        <w:rPr>
+          <w:lang w:val="en-IE"/>
+        </w:rPr>
+        <w:t>y_high</w:t>
+      </w:r>
+      <w:proofErr w:type="spellEnd"/>
+      <w:r>
+        <w:rPr>
+          <w:lang w:val="en-IE"/>
+        </w:rPr>
+        <w:t>)</w:t>
+      </w:r>
+    </w:p>
+    <w:p>
+      <w:pPr>
+        <w:rPr>
+          <w:lang w:val="en-IE"/>
+        </w:rPr>
+      </w:pPr>
+      <w:r>
+        <w:rPr>
+          <w:lang w:val="en-IE"/>
+        </w:rPr>
+        <w:t xml:space="preserve">        </w:t>
+      </w:r>
+      <w:proofErr w:type="spellStart"/>
+      <w:proofErr w:type="gramStart"/>
+      <w:r>
+        <w:rPr>
+          <w:lang w:val="en-IE"/>
+        </w:rPr>
+        <w:t>y.extend</w:t>
+      </w:r>
+      <w:proofErr w:type="spellEnd"/>
+      <w:proofErr w:type="gramEnd"/>
+      <w:r>
+        <w:rPr>
+          <w:lang w:val="en-IE"/>
+        </w:rPr>
+        <w:t>(</w:t>
+      </w:r>
+      <w:proofErr w:type="spellStart"/>
+      <w:r>
+        <w:rPr>
+          <w:lang w:val="en-IE"/>
+        </w:rPr>
+        <w:t>y_low</w:t>
+      </w:r>
+      <w:proofErr w:type="spellEnd"/>
+      <w:r>
+        <w:rPr>
+          <w:lang w:val="en-IE"/>
+        </w:rPr>
+        <w:t>)</w:t>
+      </w:r>
+    </w:p>
+    <w:p>
+      <w:pPr>
+        <w:rPr>
+          <w:lang w:val="en-IE"/>
+        </w:rPr>
+      </w:pPr>
+      <w:r>
+        <w:rPr>
+          <w:lang w:val="en-IE"/>
+        </w:rPr>
+        <w:t xml:space="preserve">    else:</w:t>
+      </w:r>
+    </w:p>
+    <w:p>
+      <w:pPr>
+        <w:rPr>
+          <w:lang w:val="en-IE"/>
+        </w:rPr>
+      </w:pPr>
+      <w:r>
+        <w:rPr>
+          <w:lang w:val="en-IE"/>
+        </w:rPr>
+        <w:t xml:space="preserve">        # Bit 0 stays low for full bit</w:t>
+      </w:r>
+    </w:p>
+    <w:p>
+      <w:pPr>
+        <w:rPr>
+          <w:lang w:val="en-IE"/>
+        </w:rPr>
+      </w:pPr>
+      <w:r>
+        <w:rPr>
+          <w:lang w:val="en-IE"/>
+        </w:rPr>
+        <w:t xml:space="preserve">        </w:t>
+      </w:r>
+      <w:proofErr w:type="spellStart"/>
+      <w:r>
+        <w:rPr>
+          <w:lang w:val="en-IE"/>
+        </w:rPr>
+        <w:t>t_bit</w:t>
+      </w:r>
+      <w:proofErr w:type="spellEnd"/>
+      <w:r>
+        <w:rPr>
+          <w:lang w:val="en-IE"/>
+        </w:rPr>
+        <w:t xml:space="preserve"> = </w:t>
+      </w:r>
+      <w:proofErr w:type="spellStart"/>
+      <w:proofErr w:type="gramStart"/>
+      <w:r>
+        <w:rPr>
+          <w:lang w:val="en-IE"/>
+        </w:rPr>
+        <w:t>np.arange</w:t>
+      </w:r>
+      <w:proofErr w:type="spellEnd"/>
+      <w:proofErr w:type="gramEnd"/>
+      <w:r>
+        <w:rPr>
+          <w:lang w:val="en-IE"/>
+        </w:rPr>
+        <w:t>(</w:t>
+      </w:r>
+      <w:proofErr w:type="spellStart"/>
+      <w:r>
+        <w:rPr>
+          <w:lang w:val="en-IE"/>
+        </w:rPr>
+        <w:t>i</w:t>
+      </w:r>
+      <w:proofErr w:type="spellEnd"/>
+      <w:r>
+        <w:rPr>
+          <w:lang w:val="en-IE"/>
+        </w:rPr>
+        <w:t>*</w:t>
+      </w:r>
+      <w:proofErr w:type="spellStart"/>
+      <w:r>
+        <w:rPr>
+          <w:lang w:val="en-IE"/>
+        </w:rPr>
+        <w:t>bit_duration</w:t>
+      </w:r>
+      <w:proofErr w:type="spellEnd"/>
+      <w:r>
+        <w:rPr>
+          <w:lang w:val="en-IE"/>
+        </w:rPr>
+        <w:t>, (i+</w:t>
+      </w:r>
+      <w:proofErr w:type="gramStart"/>
+      <w:r>
+        <w:rPr>
+          <w:lang w:val="en-IE"/>
+        </w:rPr>
+        <w:t>1)*</w:t>
+      </w:r>
+      <w:proofErr w:type="spellStart"/>
+      <w:proofErr w:type="gramEnd"/>
+      <w:r>
+        <w:rPr>
+          <w:lang w:val="en-IE"/>
+        </w:rPr>
+        <w:t>bit_duration</w:t>
+      </w:r>
+      <w:proofErr w:type="spellEnd"/>
+      <w:r>
+        <w:rPr>
+          <w:lang w:val="en-IE"/>
+        </w:rPr>
+        <w:t>, 0.01)</w:t>
+      </w:r>
+    </w:p>
+    <w:p>
+      <w:pPr>
+        <w:rPr>
+          <w:lang w:val="en-IE"/>
+        </w:rPr>
+      </w:pPr>
+      <w:r>
+        <w:rPr>
+          <w:lang w:val="en-IE"/>
+        </w:rPr>
+        <w:t xml:space="preserve">        </w:t>
+      </w:r>
+      <w:proofErr w:type="spellStart"/>
+      <w:r>
+        <w:rPr>
+          <w:lang w:val="en-IE"/>
+        </w:rPr>
+        <w:t>y_bit</w:t>
+      </w:r>
+      <w:proofErr w:type="spellEnd"/>
+      <w:r>
+        <w:rPr>
+          <w:lang w:val="en-IE"/>
+        </w:rPr>
+        <w:t xml:space="preserve"> = </w:t>
+      </w:r>
+      <w:proofErr w:type="spellStart"/>
+      <w:proofErr w:type="gramStart"/>
+      <w:r>
+        <w:rPr>
+          <w:lang w:val="en-IE"/>
+        </w:rPr>
+        <w:t>np.zeros</w:t>
+      </w:r>
+      <w:proofErr w:type="gramEnd"/>
+      <w:r>
+        <w:rPr>
+          <w:lang w:val="en-IE"/>
+        </w:rPr>
+        <w:t>_like</w:t>
+      </w:r>
+      <w:proofErr w:type="spellEnd"/>
+      <w:r>
+        <w:rPr>
+          <w:lang w:val="en-IE"/>
+        </w:rPr>
+        <w:t>(</w:t>
+      </w:r>
+      <w:proofErr w:type="spellStart"/>
+      <w:r>
+        <w:rPr>
+          <w:lang w:val="en-IE"/>
+        </w:rPr>
+        <w:t>t_bit</w:t>
+      </w:r>
+      <w:proofErr w:type="spellEnd"/>
+      <w:r>
+        <w:rPr>
+          <w:lang w:val="en-IE"/>
+        </w:rPr>
+        <w:t>)</w:t>
+      </w:r>
+    </w:p>
+    <w:p>
+      <w:pPr>
+        <w:rPr>
+          <w:lang w:val="en-IE"/>
+        </w:rPr>
+      </w:pPr>
+      <w:r>
+        <w:rPr>
+          <w:lang w:val="en-IE"/>
+        </w:rPr>
+        <w:t xml:space="preserve">        </w:t>
+      </w:r>
+      <w:proofErr w:type="spellStart"/>
+      <w:proofErr w:type="gramStart"/>
+      <w:r>
+        <w:rPr>
+          <w:lang w:val="en-IE"/>
+        </w:rPr>
+        <w:t>t.extend</w:t>
+      </w:r>
+      <w:proofErr w:type="spellEnd"/>
+      <w:proofErr w:type="gramEnd"/>
+      <w:r>
+        <w:rPr>
+          <w:lang w:val="en-IE"/>
+        </w:rPr>
+        <w:t>(</w:t>
+      </w:r>
+      <w:proofErr w:type="spellStart"/>
+      <w:r>
+        <w:rPr>
+          <w:lang w:val="en-IE"/>
+        </w:rPr>
+        <w:t>t_bit</w:t>
+      </w:r>
+      <w:proofErr w:type="spellEnd"/>
+      <w:r>
+        <w:rPr>
+          <w:lang w:val="en-IE"/>
+        </w:rPr>
+        <w:t>)</w:t>
+      </w:r>
+    </w:p>
+    <w:p>
+      <w:pPr>
+        <w:rPr>
+          <w:lang w:val="en-IE"/>
+        </w:rPr>
+      </w:pPr>
+      <w:r>
+        <w:rPr>
+          <w:lang w:val="en-IE"/>
+        </w:rPr>
+        <w:lastRenderedPageBreak/>
+        <w:t xml:space="preserve">        </w:t>
+      </w:r>
+      <w:proofErr w:type="spellStart"/>
+      <w:proofErr w:type="gramStart"/>
+      <w:r>
+        <w:rPr>
+          <w:lang w:val="en-IE"/>
+        </w:rPr>
+        <w:t>y.extend</w:t>
+      </w:r>
+      <w:proofErr w:type="spellEnd"/>
+      <w:proofErr w:type="gramEnd"/>
+      <w:r>
+        <w:rPr>
+          <w:lang w:val="en-IE"/>
+        </w:rPr>
+        <w:t>(</w:t>
+      </w:r>
+      <w:proofErr w:type="spellStart"/>
+      <w:r>
+        <w:rPr>
+          <w:lang w:val="en-IE"/>
+        </w:rPr>
+        <w:t>y_bit</w:t>
+      </w:r>
+      <w:proofErr w:type="spellEnd"/>
+      <w:r>
+        <w:rPr>
+          <w:lang w:val="en-IE"/>
+        </w:rPr>
+        <w:t>)</w:t>
+      </w:r>
+    </w:p>
+    <w:p>
+      <w:pPr>
+        <w:rPr>
+          <w:lang w:val="en-IE"/>
+        </w:rPr>
+      </w:pPr>
+    </w:p>
+    <w:p>
+      <w:pPr>
+        <w:rPr>
+          <w:lang w:val="en-IE"/>
+        </w:rPr>
+      </w:pPr>
+      <w:proofErr w:type="spellStart"/>
+      <w:proofErr w:type="gramStart"/>
+      <w:r>
+        <w:rPr>
+          <w:lang w:val="en-IE"/>
+        </w:rPr>
+        <w:t>plt.figure</w:t>
+      </w:r>
+      <w:proofErr w:type="spellEnd"/>
+      <w:proofErr w:type="gramEnd"/>
+      <w:r>
+        <w:rPr>
+          <w:lang w:val="en-IE"/>
+        </w:rPr>
+        <w:t>(</w:t>
+      </w:r>
+      <w:proofErr w:type="spellStart"/>
+      <w:r>
+        <w:rPr>
+          <w:lang w:val="en-IE"/>
+        </w:rPr>
+        <w:t>figsize</w:t>
+      </w:r>
+      <w:proofErr w:type="spellEnd"/>
+      <w:proofErr w:type="gramStart"/>
+      <w:r>
+        <w:rPr>
+          <w:lang w:val="en-IE"/>
+        </w:rPr>
+        <w:t>=(</w:t>
+      </w:r>
+      <w:proofErr w:type="gramEnd"/>
+      <w:r>
+        <w:rPr>
+          <w:lang w:val="en-IE"/>
+        </w:rPr>
+        <w:t>10,3))</w:t>
+      </w:r>
+    </w:p>
+    <w:p>
+      <w:pPr>
+        <w:rPr>
+          <w:lang w:val="en-IE"/>
+        </w:rPr>
+      </w:pPr>
+      <w:proofErr w:type="spellStart"/>
+      <w:proofErr w:type="gramStart"/>
+      <w:r>
+        <w:rPr>
+          <w:lang w:val="en-IE"/>
+        </w:rPr>
+        <w:t>plt.plot</w:t>
+      </w:r>
+      <w:proofErr w:type="spellEnd"/>
+      <w:proofErr w:type="gramEnd"/>
+      <w:r>
+        <w:rPr>
+          <w:lang w:val="en-IE"/>
+        </w:rPr>
+        <w:t>(t, y, linewidth=2)</w:t>
+      </w:r>
+    </w:p>
+    <w:p>
+      <w:pPr>
+        <w:rPr>
+          <w:lang w:val="en-IE"/>
+        </w:rPr>
+      </w:pPr>
+      <w:proofErr w:type="spellStart"/>
+      <w:proofErr w:type="gramStart"/>
+      <w:r>
+        <w:rPr>
+          <w:lang w:val="en-IE"/>
+        </w:rPr>
+        <w:t>plt.ylim</w:t>
+      </w:r>
+      <w:proofErr w:type="spellEnd"/>
+      <w:proofErr w:type="gramEnd"/>
+      <w:r>
+        <w:rPr>
+          <w:lang w:val="en-IE"/>
+        </w:rPr>
+        <w:t>(-0.5, 4)</w:t>
+      </w:r>
+    </w:p>
+    <w:p>
+      <w:pPr>
+        <w:rPr>
+          <w:lang w:val="en-IE"/>
+        </w:rPr>
+      </w:pPr>
+      <w:proofErr w:type="spellStart"/>
+      <w:proofErr w:type="gramStart"/>
+      <w:r>
+        <w:rPr>
+          <w:lang w:val="en-IE"/>
+        </w:rPr>
+        <w:t>plt.xlabel</w:t>
+      </w:r>
+      <w:proofErr w:type="spellEnd"/>
+      <w:proofErr w:type="gramEnd"/>
+      <w:r>
+        <w:rPr>
+          <w:lang w:val="en-IE"/>
+        </w:rPr>
+        <w:t>("Time (s)")</w:t>
+      </w:r>
+    </w:p>
+    <w:p>
+      <w:pPr>
+        <w:rPr>
+          <w:lang w:val="en-IE"/>
+        </w:rPr>
+      </w:pPr>
+      <w:proofErr w:type="spellStart"/>
+      <w:proofErr w:type="gramStart"/>
+      <w:r>
+        <w:rPr>
+          <w:lang w:val="en-IE"/>
+        </w:rPr>
+        <w:t>plt.ylabel</w:t>
+      </w:r>
+      <w:proofErr w:type="spellEnd"/>
+      <w:proofErr w:type="gramEnd"/>
+      <w:r>
+        <w:rPr>
+          <w:lang w:val="en-IE"/>
+        </w:rPr>
+        <w:t>("Voltage (V)")</w:t>
+      </w:r>
+    </w:p>
+    <w:p>
+      <w:pPr>
+        <w:rPr>
+          <w:lang w:val="en-IE"/>
+        </w:rPr>
+      </w:pPr>
+      <w:proofErr w:type="spellStart"/>
+      <w:proofErr w:type="gramStart"/>
+      <w:r>
+        <w:rPr>
+          <w:lang w:val="en-IE"/>
+        </w:rPr>
+        <w:t>plt.title</w:t>
+      </w:r>
+      <w:proofErr w:type="spellEnd"/>
+      <w:proofErr w:type="gramEnd"/>
+      <w:r>
+        <w:rPr>
+          <w:lang w:val="en-IE"/>
+        </w:rPr>
+        <w:t>(f"+3V Unipolar RZ for Hex 0xB3 ({</w:t>
+      </w:r>
+      <w:proofErr w:type="spellStart"/>
+      <w:r>
+        <w:rPr>
+          <w:lang w:val="en-IE"/>
+        </w:rPr>
+        <w:t>binary_str</w:t>
+      </w:r>
+      <w:proofErr w:type="spellEnd"/>
+      <w:r>
+        <w:rPr>
+          <w:lang w:val="en-IE"/>
+        </w:rPr>
+        <w:t>})")</w:t>
+      </w:r>
+    </w:p>
+    <w:p>
+      <w:pPr>
+        <w:rPr>
+          <w:lang w:val="en-IE"/>
+        </w:rPr>
+      </w:pPr>
+      <w:proofErr w:type="spellStart"/>
+      <w:proofErr w:type="gramStart"/>
+      <w:r>
+        <w:rPr>
+          <w:lang w:val="en-IE"/>
+        </w:rPr>
+        <w:t>plt.grid</w:t>
+      </w:r>
+      <w:proofErr w:type="spellEnd"/>
+      <w:proofErr w:type="gramEnd"/>
+      <w:r>
+        <w:rPr>
+          <w:lang w:val="en-IE"/>
+        </w:rPr>
+        <w:t>(True)</w:t>
+      </w:r>
+    </w:p>
+    <w:p>
+      <w:pPr>
+        <w:rPr>
+          <w:lang w:val="en-IE"/>
+        </w:rPr>
+      </w:pPr>
+      <w:proofErr w:type="spellStart"/>
+      <w:proofErr w:type="gramStart"/>
+      <w:r>
+        <w:rPr>
+          <w:lang w:val="en-IE"/>
+        </w:rPr>
+        <w:t>plt.show</w:t>
+      </w:r>
+      <w:proofErr w:type="spellEnd"/>
+      <w:proofErr w:type="gramEnd"/>
+      <w:r>
+        <w:rPr>
+          <w:lang w:val="en-IE"/>
+        </w:rPr>
+        <w:t>()</w:t>
+      </w:r>
     </w:p>
     <w:p>
       <w:pPr>
@@ -7398,24 +9484,1600 @@
     <w:p>
       <w:pPr>
         <w:rPr>
-          <w:rFonts w:ascii="Arial" w:hAnsi="Arial" w:cs="Arial"/>
-          <w:color w:val="FF0000"/>
-          <w:sz w:val="24"/>
-          <w:szCs w:val="24"/>
-          <w:lang w:val="en-IE"/>
-        </w:rPr>
-      </w:pPr>
-      <w:r>
-        <w:rPr>
-          <w:rFonts w:ascii="Arial" w:hAnsi="Arial" w:cs="Arial"/>
+          <w:lang w:val="en-IE"/>
+        </w:rPr>
+      </w:pPr>
+      <w:r>
+        <w:rPr>
+          <w:lang w:val="en-IE"/>
+        </w:rPr>
+        <w:t xml:space="preserve">import </w:t>
+      </w:r>
+      <w:proofErr w:type="spellStart"/>
+      <w:r>
+        <w:rPr>
+          <w:lang w:val="en-IE"/>
+        </w:rPr>
+        <w:t>numpy</w:t>
+      </w:r>
+      <w:proofErr w:type="spellEnd"/>
+      <w:r>
+        <w:rPr>
+          <w:lang w:val="en-IE"/>
+        </w:rPr>
+        <w:t xml:space="preserve"> as np</w:t>
+      </w:r>
+    </w:p>
+    <w:p>
+      <w:pPr>
+        <w:rPr>
+          <w:lang w:val="en-IE"/>
+        </w:rPr>
+      </w:pPr>
+      <w:r>
+        <w:rPr>
+          <w:lang w:val="en-IE"/>
+        </w:rPr>
+        <w:t xml:space="preserve">import </w:t>
+      </w:r>
+      <w:proofErr w:type="spellStart"/>
+      <w:proofErr w:type="gramStart"/>
+      <w:r>
+        <w:rPr>
+          <w:lang w:val="en-IE"/>
+        </w:rPr>
+        <w:t>matplotlib.pyplot</w:t>
+      </w:r>
+      <w:proofErr w:type="spellEnd"/>
+      <w:proofErr w:type="gramEnd"/>
+      <w:r>
+        <w:rPr>
+          <w:lang w:val="en-IE"/>
+        </w:rPr>
+        <w:t xml:space="preserve"> as </w:t>
+      </w:r>
+      <w:proofErr w:type="spellStart"/>
+      <w:r>
+        <w:rPr>
+          <w:lang w:val="en-IE"/>
+        </w:rPr>
+        <w:t>plt</w:t>
+      </w:r>
+      <w:proofErr w:type="spellEnd"/>
+    </w:p>
+    <w:p>
+      <w:pPr>
+        <w:rPr>
+          <w:lang w:val="en-IE"/>
+        </w:rPr>
+      </w:pPr>
+      <w:proofErr w:type="spellStart"/>
+      <w:r>
+        <w:rPr>
+          <w:lang w:val="en-IE"/>
+        </w:rPr>
+        <w:t>V_high</w:t>
+      </w:r>
+      <w:proofErr w:type="spellEnd"/>
+      <w:r>
+        <w:rPr>
+          <w:lang w:val="en-IE"/>
+        </w:rPr>
+        <w:t xml:space="preserve"> = 3        </w:t>
+      </w:r>
+    </w:p>
+    <w:p>
+      <w:pPr>
+        <w:rPr>
+          <w:lang w:val="en-IE"/>
+        </w:rPr>
+      </w:pPr>
+      <w:proofErr w:type="spellStart"/>
+      <w:r>
+        <w:rPr>
+          <w:lang w:val="en-IE"/>
+        </w:rPr>
+        <w:t>V_low</w:t>
+      </w:r>
+      <w:proofErr w:type="spellEnd"/>
+      <w:r>
+        <w:rPr>
+          <w:lang w:val="en-IE"/>
+        </w:rPr>
+        <w:t xml:space="preserve"> = -3       </w:t>
+      </w:r>
+    </w:p>
+    <w:p>
+      <w:pPr>
+        <w:rPr>
+          <w:lang w:val="en-IE"/>
+        </w:rPr>
+      </w:pPr>
+      <w:proofErr w:type="spellStart"/>
+      <w:r>
+        <w:rPr>
+          <w:lang w:val="en-IE"/>
+        </w:rPr>
+        <w:t>bit_duration</w:t>
+      </w:r>
+      <w:proofErr w:type="spellEnd"/>
+      <w:r>
+        <w:rPr>
+          <w:lang w:val="en-IE"/>
+        </w:rPr>
+        <w:t xml:space="preserve"> = 1</w:t>
+      </w:r>
+    </w:p>
+    <w:p>
+      <w:pPr>
+        <w:rPr>
+          <w:lang w:val="en-IE"/>
+        </w:rPr>
+      </w:pPr>
+    </w:p>
+    <w:p>
+      <w:pPr>
+        <w:rPr>
+          <w:lang w:val="en-IE"/>
+        </w:rPr>
+      </w:pPr>
+      <w:proofErr w:type="spellStart"/>
+      <w:r>
+        <w:rPr>
+          <w:lang w:val="en-IE"/>
+        </w:rPr>
+        <w:t>hex_val</w:t>
+      </w:r>
+      <w:proofErr w:type="spellEnd"/>
+      <w:r>
+        <w:rPr>
+          <w:lang w:val="en-IE"/>
+        </w:rPr>
+        <w:t xml:space="preserve"> = 0xB3</w:t>
+      </w:r>
+    </w:p>
+    <w:p>
+      <w:pPr>
+        <w:rPr>
+          <w:lang w:val="en-IE"/>
+        </w:rPr>
+      </w:pPr>
+      <w:proofErr w:type="spellStart"/>
+      <w:r>
+        <w:rPr>
+          <w:lang w:val="en-IE"/>
+        </w:rPr>
+        <w:t>binary_str</w:t>
+      </w:r>
+      <w:proofErr w:type="spellEnd"/>
+      <w:r>
+        <w:rPr>
+          <w:lang w:val="en-IE"/>
+        </w:rPr>
+        <w:t xml:space="preserve"> = </w:t>
+      </w:r>
+      <w:proofErr w:type="gramStart"/>
+      <w:r>
+        <w:rPr>
+          <w:lang w:val="en-IE"/>
+        </w:rPr>
+        <w:t>format(</w:t>
+      </w:r>
+      <w:proofErr w:type="spellStart"/>
+      <w:proofErr w:type="gramEnd"/>
+      <w:r>
+        <w:rPr>
+          <w:lang w:val="en-IE"/>
+        </w:rPr>
+        <w:t>hex_val</w:t>
+      </w:r>
+      <w:proofErr w:type="spellEnd"/>
+      <w:r>
+        <w:rPr>
+          <w:lang w:val="en-IE"/>
+        </w:rPr>
+        <w:t>, '08b')</w:t>
+      </w:r>
+    </w:p>
+    <w:p>
+      <w:pPr>
+        <w:rPr>
+          <w:lang w:val="en-IE"/>
+        </w:rPr>
+      </w:pPr>
+      <w:r>
+        <w:rPr>
+          <w:lang w:val="en-IE"/>
+        </w:rPr>
+        <w:t xml:space="preserve">bits = [int(b) for b in </w:t>
+      </w:r>
+      <w:proofErr w:type="spellStart"/>
+      <w:r>
+        <w:rPr>
+          <w:lang w:val="en-IE"/>
+        </w:rPr>
+        <w:t>binary_str</w:t>
+      </w:r>
+      <w:proofErr w:type="spellEnd"/>
+      <w:r>
+        <w:rPr>
+          <w:lang w:val="en-IE"/>
+        </w:rPr>
+        <w:t>]</w:t>
+      </w:r>
+    </w:p>
+    <w:p>
+      <w:pPr>
+        <w:rPr>
+          <w:lang w:val="en-IE"/>
+        </w:rPr>
+      </w:pPr>
+    </w:p>
+    <w:p>
+      <w:pPr>
+        <w:rPr>
+          <w:lang w:val="en-IE"/>
+        </w:rPr>
+      </w:pPr>
+      <w:r>
+        <w:rPr>
+          <w:lang w:val="en-IE"/>
+        </w:rPr>
+        <w:t>t, y = [], []</w:t>
+      </w:r>
+    </w:p>
+    <w:p>
+      <w:pPr>
+        <w:rPr>
+          <w:lang w:val="en-IE"/>
+        </w:rPr>
+      </w:pPr>
+      <w:r>
+        <w:rPr>
+          <w:lang w:val="en-IE"/>
+        </w:rPr>
+        <w:t xml:space="preserve">for </w:t>
+      </w:r>
+      <w:proofErr w:type="spellStart"/>
+      <w:r>
+        <w:rPr>
+          <w:lang w:val="en-IE"/>
+        </w:rPr>
+        <w:t>i</w:t>
+      </w:r>
+      <w:proofErr w:type="spellEnd"/>
+      <w:r>
+        <w:rPr>
+          <w:lang w:val="en-IE"/>
+        </w:rPr>
+        <w:t>, bit in enumerate(bits):</w:t>
+      </w:r>
+    </w:p>
+    <w:p>
+      <w:pPr>
+        <w:rPr>
+          <w:lang w:val="en-IE"/>
+        </w:rPr>
+      </w:pPr>
+      <w:r>
+        <w:rPr>
+          <w:lang w:val="en-IE"/>
+        </w:rPr>
+        <w:t xml:space="preserve">    if bit == 1:</w:t>
+      </w:r>
+    </w:p>
+    <w:p>
+      <w:pPr>
+        <w:rPr>
+          <w:lang w:val="en-IE"/>
+        </w:rPr>
+      </w:pPr>
+      <w:r>
+        <w:rPr>
+          <w:lang w:val="en-IE"/>
+        </w:rPr>
+        <w:t xml:space="preserve">        </w:t>
+      </w:r>
+      <w:proofErr w:type="spellStart"/>
+      <w:r>
+        <w:rPr>
+          <w:lang w:val="en-IE"/>
+        </w:rPr>
+        <w:t>t_high</w:t>
+      </w:r>
+      <w:proofErr w:type="spellEnd"/>
+      <w:r>
+        <w:rPr>
+          <w:lang w:val="en-IE"/>
+        </w:rPr>
+        <w:t xml:space="preserve"> = </w:t>
+      </w:r>
+      <w:proofErr w:type="spellStart"/>
+      <w:proofErr w:type="gramStart"/>
+      <w:r>
+        <w:rPr>
+          <w:lang w:val="en-IE"/>
+        </w:rPr>
+        <w:t>np.arange</w:t>
+      </w:r>
+      <w:proofErr w:type="spellEnd"/>
+      <w:proofErr w:type="gramEnd"/>
+      <w:r>
+        <w:rPr>
+          <w:lang w:val="en-IE"/>
+        </w:rPr>
+        <w:t>(</w:t>
+      </w:r>
+      <w:proofErr w:type="spellStart"/>
+      <w:r>
+        <w:rPr>
+          <w:lang w:val="en-IE"/>
+        </w:rPr>
+        <w:t>i</w:t>
+      </w:r>
+      <w:proofErr w:type="spellEnd"/>
+      <w:r>
+        <w:rPr>
+          <w:lang w:val="en-IE"/>
+        </w:rPr>
+        <w:t>*</w:t>
+      </w:r>
+      <w:proofErr w:type="spellStart"/>
+      <w:r>
+        <w:rPr>
+          <w:lang w:val="en-IE"/>
+        </w:rPr>
+        <w:t>bit_duration</w:t>
+      </w:r>
+      <w:proofErr w:type="spellEnd"/>
+      <w:r>
+        <w:rPr>
+          <w:lang w:val="en-IE"/>
+        </w:rPr>
+        <w:t xml:space="preserve">, </w:t>
+      </w:r>
+      <w:proofErr w:type="spellStart"/>
+      <w:r>
+        <w:rPr>
+          <w:lang w:val="en-IE"/>
+        </w:rPr>
+        <w:t>i</w:t>
+      </w:r>
+      <w:proofErr w:type="spellEnd"/>
+      <w:r>
+        <w:rPr>
+          <w:lang w:val="en-IE"/>
+        </w:rPr>
+        <w:t>*</w:t>
+      </w:r>
+      <w:proofErr w:type="spellStart"/>
+      <w:r>
+        <w:rPr>
+          <w:lang w:val="en-IE"/>
+        </w:rPr>
+        <w:t>bit_duration</w:t>
+      </w:r>
+      <w:proofErr w:type="spellEnd"/>
+      <w:r>
+        <w:rPr>
+          <w:lang w:val="en-IE"/>
+        </w:rPr>
+        <w:t xml:space="preserve"> + </w:t>
+      </w:r>
+      <w:proofErr w:type="spellStart"/>
+      <w:r>
+        <w:rPr>
+          <w:lang w:val="en-IE"/>
+        </w:rPr>
+        <w:t>bit_duration</w:t>
+      </w:r>
+      <w:proofErr w:type="spellEnd"/>
+      <w:r>
+        <w:rPr>
+          <w:lang w:val="en-IE"/>
+        </w:rPr>
+        <w:t>/2, 0.01)</w:t>
+      </w:r>
+    </w:p>
+    <w:p>
+      <w:pPr>
+        <w:rPr>
+          <w:lang w:val="en-IE"/>
+        </w:rPr>
+      </w:pPr>
+      <w:r>
+        <w:rPr>
+          <w:lang w:val="en-IE"/>
+        </w:rPr>
+        <w:t xml:space="preserve">        </w:t>
+      </w:r>
+      <w:proofErr w:type="spellStart"/>
+      <w:r>
+        <w:rPr>
+          <w:lang w:val="en-IE"/>
+        </w:rPr>
+        <w:t>y_high</w:t>
+      </w:r>
+      <w:proofErr w:type="spellEnd"/>
+      <w:r>
+        <w:rPr>
+          <w:lang w:val="en-IE"/>
+        </w:rPr>
+        <w:t xml:space="preserve"> = </w:t>
+      </w:r>
+      <w:proofErr w:type="spellStart"/>
+      <w:proofErr w:type="gramStart"/>
+      <w:r>
+        <w:rPr>
+          <w:lang w:val="en-IE"/>
+        </w:rPr>
+        <w:t>np.ones</w:t>
+      </w:r>
+      <w:proofErr w:type="gramEnd"/>
+      <w:r>
+        <w:rPr>
+          <w:lang w:val="en-IE"/>
+        </w:rPr>
+        <w:t>_like</w:t>
+      </w:r>
+      <w:proofErr w:type="spellEnd"/>
+      <w:r>
+        <w:rPr>
+          <w:lang w:val="en-IE"/>
+        </w:rPr>
+        <w:t>(</w:t>
+      </w:r>
+      <w:proofErr w:type="spellStart"/>
+      <w:r>
+        <w:rPr>
+          <w:lang w:val="en-IE"/>
+        </w:rPr>
+        <w:t>t_high</w:t>
+      </w:r>
+      <w:proofErr w:type="spellEnd"/>
+      <w:r>
+        <w:rPr>
+          <w:lang w:val="en-IE"/>
+        </w:rPr>
+        <w:t xml:space="preserve">) * </w:t>
+      </w:r>
+      <w:proofErr w:type="spellStart"/>
+      <w:r>
+        <w:rPr>
+          <w:lang w:val="en-IE"/>
+        </w:rPr>
+        <w:t>V_high</w:t>
+      </w:r>
+      <w:proofErr w:type="spellEnd"/>
+    </w:p>
+    <w:p>
+      <w:pPr>
+        <w:rPr>
+          <w:lang w:val="en-IE"/>
+        </w:rPr>
+      </w:pPr>
+      <w:r>
+        <w:rPr>
+          <w:lang w:val="en-IE"/>
+        </w:rPr>
+        <w:t xml:space="preserve">        </w:t>
+      </w:r>
+      <w:proofErr w:type="spellStart"/>
+      <w:r>
+        <w:rPr>
+          <w:lang w:val="en-IE"/>
+        </w:rPr>
+        <w:t>t_zero</w:t>
+      </w:r>
+      <w:proofErr w:type="spellEnd"/>
+      <w:r>
+        <w:rPr>
+          <w:lang w:val="en-IE"/>
+        </w:rPr>
+        <w:t xml:space="preserve"> = </w:t>
+      </w:r>
+      <w:proofErr w:type="spellStart"/>
+      <w:proofErr w:type="gramStart"/>
+      <w:r>
+        <w:rPr>
+          <w:lang w:val="en-IE"/>
+        </w:rPr>
+        <w:t>np.arange</w:t>
+      </w:r>
+      <w:proofErr w:type="spellEnd"/>
+      <w:proofErr w:type="gramEnd"/>
+      <w:r>
+        <w:rPr>
+          <w:lang w:val="en-IE"/>
+        </w:rPr>
+        <w:t>(</w:t>
+      </w:r>
+      <w:proofErr w:type="spellStart"/>
+      <w:r>
+        <w:rPr>
+          <w:lang w:val="en-IE"/>
+        </w:rPr>
+        <w:t>i</w:t>
+      </w:r>
+      <w:proofErr w:type="spellEnd"/>
+      <w:r>
+        <w:rPr>
+          <w:lang w:val="en-IE"/>
+        </w:rPr>
+        <w:t>*</w:t>
+      </w:r>
+      <w:proofErr w:type="spellStart"/>
+      <w:r>
+        <w:rPr>
+          <w:lang w:val="en-IE"/>
+        </w:rPr>
+        <w:t>bit_duration</w:t>
+      </w:r>
+      <w:proofErr w:type="spellEnd"/>
+      <w:r>
+        <w:rPr>
+          <w:lang w:val="en-IE"/>
+        </w:rPr>
+        <w:t xml:space="preserve"> + </w:t>
+      </w:r>
+      <w:proofErr w:type="spellStart"/>
+      <w:r>
+        <w:rPr>
+          <w:lang w:val="en-IE"/>
+        </w:rPr>
+        <w:t>bit_duration</w:t>
+      </w:r>
+      <w:proofErr w:type="spellEnd"/>
+      <w:r>
+        <w:rPr>
+          <w:lang w:val="en-IE"/>
+        </w:rPr>
+        <w:t>/2, (i+</w:t>
+      </w:r>
+      <w:proofErr w:type="gramStart"/>
+      <w:r>
+        <w:rPr>
+          <w:lang w:val="en-IE"/>
+        </w:rPr>
+        <w:t>1)*</w:t>
+      </w:r>
+      <w:proofErr w:type="spellStart"/>
+      <w:proofErr w:type="gramEnd"/>
+      <w:r>
+        <w:rPr>
+          <w:lang w:val="en-IE"/>
+        </w:rPr>
+        <w:t>bit_duration</w:t>
+      </w:r>
+      <w:proofErr w:type="spellEnd"/>
+      <w:r>
+        <w:rPr>
+          <w:lang w:val="en-IE"/>
+        </w:rPr>
+        <w:t>, 0.01)</w:t>
+      </w:r>
+    </w:p>
+    <w:p>
+      <w:pPr>
+        <w:rPr>
+          <w:lang w:val="en-IE"/>
+        </w:rPr>
+      </w:pPr>
+      <w:r>
+        <w:rPr>
+          <w:lang w:val="en-IE"/>
+        </w:rPr>
+        <w:t xml:space="preserve">        </w:t>
+      </w:r>
+      <w:proofErr w:type="spellStart"/>
+      <w:r>
+        <w:rPr>
+          <w:lang w:val="en-IE"/>
+        </w:rPr>
+        <w:t>y_zero</w:t>
+      </w:r>
+      <w:proofErr w:type="spellEnd"/>
+      <w:r>
+        <w:rPr>
+          <w:lang w:val="en-IE"/>
+        </w:rPr>
+        <w:t xml:space="preserve"> = </w:t>
+      </w:r>
+      <w:proofErr w:type="spellStart"/>
+      <w:proofErr w:type="gramStart"/>
+      <w:r>
+        <w:rPr>
+          <w:lang w:val="en-IE"/>
+        </w:rPr>
+        <w:t>np.zeros</w:t>
+      </w:r>
+      <w:proofErr w:type="gramEnd"/>
+      <w:r>
+        <w:rPr>
+          <w:lang w:val="en-IE"/>
+        </w:rPr>
+        <w:t>_like</w:t>
+      </w:r>
+      <w:proofErr w:type="spellEnd"/>
+      <w:r>
+        <w:rPr>
+          <w:lang w:val="en-IE"/>
+        </w:rPr>
+        <w:t>(</w:t>
+      </w:r>
+      <w:proofErr w:type="spellStart"/>
+      <w:r>
+        <w:rPr>
+          <w:lang w:val="en-IE"/>
+        </w:rPr>
+        <w:t>t_zero</w:t>
+      </w:r>
+      <w:proofErr w:type="spellEnd"/>
+      <w:r>
+        <w:rPr>
+          <w:lang w:val="en-IE"/>
+        </w:rPr>
+        <w:t>)</w:t>
+      </w:r>
+    </w:p>
+    <w:p>
+      <w:pPr>
+        <w:rPr>
+          <w:lang w:val="en-IE"/>
+        </w:rPr>
+      </w:pPr>
+      <w:r>
+        <w:rPr>
+          <w:lang w:val="en-IE"/>
+        </w:rPr>
+        <w:t xml:space="preserve">        </w:t>
+      </w:r>
+      <w:proofErr w:type="spellStart"/>
+      <w:proofErr w:type="gramStart"/>
+      <w:r>
+        <w:rPr>
+          <w:lang w:val="en-IE"/>
+        </w:rPr>
+        <w:t>t.extend</w:t>
+      </w:r>
+      <w:proofErr w:type="spellEnd"/>
+      <w:proofErr w:type="gramEnd"/>
+      <w:r>
+        <w:rPr>
+          <w:lang w:val="en-IE"/>
+        </w:rPr>
+        <w:t>(</w:t>
+      </w:r>
+      <w:proofErr w:type="spellStart"/>
+      <w:r>
+        <w:rPr>
+          <w:lang w:val="en-IE"/>
+        </w:rPr>
+        <w:t>t_high</w:t>
+      </w:r>
+      <w:proofErr w:type="spellEnd"/>
+      <w:r>
+        <w:rPr>
+          <w:lang w:val="en-IE"/>
+        </w:rPr>
+        <w:t>)</w:t>
+      </w:r>
+    </w:p>
+    <w:p>
+      <w:pPr>
+        <w:rPr>
+          <w:lang w:val="en-IE"/>
+        </w:rPr>
+      </w:pPr>
+      <w:r>
+        <w:rPr>
+          <w:lang w:val="en-IE"/>
+        </w:rPr>
+        <w:t xml:space="preserve">        </w:t>
+      </w:r>
+      <w:proofErr w:type="spellStart"/>
+      <w:proofErr w:type="gramStart"/>
+      <w:r>
+        <w:rPr>
+          <w:lang w:val="en-IE"/>
+        </w:rPr>
+        <w:t>t.extend</w:t>
+      </w:r>
+      <w:proofErr w:type="spellEnd"/>
+      <w:proofErr w:type="gramEnd"/>
+      <w:r>
+        <w:rPr>
+          <w:lang w:val="en-IE"/>
+        </w:rPr>
+        <w:t>(</w:t>
+      </w:r>
+      <w:proofErr w:type="spellStart"/>
+      <w:r>
+        <w:rPr>
+          <w:lang w:val="en-IE"/>
+        </w:rPr>
+        <w:t>t_zero</w:t>
+      </w:r>
+      <w:proofErr w:type="spellEnd"/>
+      <w:r>
+        <w:rPr>
+          <w:lang w:val="en-IE"/>
+        </w:rPr>
+        <w:t>)</w:t>
+      </w:r>
+    </w:p>
+    <w:p>
+      <w:pPr>
+        <w:rPr>
+          <w:lang w:val="en-IE"/>
+        </w:rPr>
+      </w:pPr>
+      <w:r>
+        <w:rPr>
+          <w:lang w:val="en-IE"/>
+        </w:rPr>
+        <w:lastRenderedPageBreak/>
+        <w:t xml:space="preserve">        </w:t>
+      </w:r>
+      <w:proofErr w:type="spellStart"/>
+      <w:proofErr w:type="gramStart"/>
+      <w:r>
+        <w:rPr>
+          <w:lang w:val="en-IE"/>
+        </w:rPr>
+        <w:t>y.extend</w:t>
+      </w:r>
+      <w:proofErr w:type="spellEnd"/>
+      <w:proofErr w:type="gramEnd"/>
+      <w:r>
+        <w:rPr>
+          <w:lang w:val="en-IE"/>
+        </w:rPr>
+        <w:t>(</w:t>
+      </w:r>
+      <w:proofErr w:type="spellStart"/>
+      <w:r>
+        <w:rPr>
+          <w:lang w:val="en-IE"/>
+        </w:rPr>
+        <w:t>y_high</w:t>
+      </w:r>
+      <w:proofErr w:type="spellEnd"/>
+      <w:r>
+        <w:rPr>
+          <w:lang w:val="en-IE"/>
+        </w:rPr>
+        <w:t>)</w:t>
+      </w:r>
+    </w:p>
+    <w:p>
+      <w:pPr>
+        <w:rPr>
+          <w:lang w:val="en-IE"/>
+        </w:rPr>
+      </w:pPr>
+      <w:r>
+        <w:rPr>
+          <w:lang w:val="en-IE"/>
+        </w:rPr>
+        <w:t xml:space="preserve">        </w:t>
+      </w:r>
+      <w:proofErr w:type="spellStart"/>
+      <w:proofErr w:type="gramStart"/>
+      <w:r>
+        <w:rPr>
+          <w:lang w:val="en-IE"/>
+        </w:rPr>
+        <w:t>y.extend</w:t>
+      </w:r>
+      <w:proofErr w:type="spellEnd"/>
+      <w:proofErr w:type="gramEnd"/>
+      <w:r>
+        <w:rPr>
+          <w:lang w:val="en-IE"/>
+        </w:rPr>
+        <w:t>(</w:t>
+      </w:r>
+      <w:proofErr w:type="spellStart"/>
+      <w:r>
+        <w:rPr>
+          <w:lang w:val="en-IE"/>
+        </w:rPr>
+        <w:t>y_zero</w:t>
+      </w:r>
+      <w:proofErr w:type="spellEnd"/>
+      <w:r>
+        <w:rPr>
+          <w:lang w:val="en-IE"/>
+        </w:rPr>
+        <w:t>)</w:t>
+      </w:r>
+    </w:p>
+    <w:p>
+      <w:pPr>
+        <w:rPr>
+          <w:lang w:val="en-IE"/>
+        </w:rPr>
+      </w:pPr>
+      <w:r>
+        <w:rPr>
+          <w:lang w:val="en-IE"/>
+        </w:rPr>
+        <w:t xml:space="preserve">    else:</w:t>
+      </w:r>
+    </w:p>
+    <w:p>
+      <w:pPr>
+        <w:rPr>
+          <w:lang w:val="en-IE"/>
+        </w:rPr>
+      </w:pPr>
+      <w:r>
+        <w:rPr>
+          <w:lang w:val="en-IE"/>
+        </w:rPr>
+        <w:t xml:space="preserve">        # Bit 0 goes to -3V for first half, then returns to 0V</w:t>
+      </w:r>
+    </w:p>
+    <w:p>
+      <w:pPr>
+        <w:rPr>
+          <w:lang w:val="en-IE"/>
+        </w:rPr>
+      </w:pPr>
+      <w:r>
+        <w:rPr>
+          <w:lang w:val="en-IE"/>
+        </w:rPr>
+        <w:t xml:space="preserve">        </w:t>
+      </w:r>
+      <w:proofErr w:type="spellStart"/>
+      <w:r>
+        <w:rPr>
+          <w:lang w:val="en-IE"/>
+        </w:rPr>
+        <w:t>t_low</w:t>
+      </w:r>
+      <w:proofErr w:type="spellEnd"/>
+      <w:r>
+        <w:rPr>
+          <w:lang w:val="en-IE"/>
+        </w:rPr>
+        <w:t xml:space="preserve"> = </w:t>
+      </w:r>
+      <w:proofErr w:type="spellStart"/>
+      <w:proofErr w:type="gramStart"/>
+      <w:r>
+        <w:rPr>
+          <w:lang w:val="en-IE"/>
+        </w:rPr>
+        <w:t>np.arange</w:t>
+      </w:r>
+      <w:proofErr w:type="spellEnd"/>
+      <w:proofErr w:type="gramEnd"/>
+      <w:r>
+        <w:rPr>
+          <w:lang w:val="en-IE"/>
+        </w:rPr>
+        <w:t>(</w:t>
+      </w:r>
+      <w:proofErr w:type="spellStart"/>
+      <w:r>
+        <w:rPr>
+          <w:lang w:val="en-IE"/>
+        </w:rPr>
+        <w:t>i</w:t>
+      </w:r>
+      <w:proofErr w:type="spellEnd"/>
+      <w:r>
+        <w:rPr>
+          <w:lang w:val="en-IE"/>
+        </w:rPr>
+        <w:t>*</w:t>
+      </w:r>
+      <w:proofErr w:type="spellStart"/>
+      <w:r>
+        <w:rPr>
+          <w:lang w:val="en-IE"/>
+        </w:rPr>
+        <w:t>bit_duration</w:t>
+      </w:r>
+      <w:proofErr w:type="spellEnd"/>
+      <w:r>
+        <w:rPr>
+          <w:lang w:val="en-IE"/>
+        </w:rPr>
+        <w:t xml:space="preserve">, </w:t>
+      </w:r>
+      <w:proofErr w:type="spellStart"/>
+      <w:r>
+        <w:rPr>
+          <w:lang w:val="en-IE"/>
+        </w:rPr>
+        <w:t>i</w:t>
+      </w:r>
+      <w:proofErr w:type="spellEnd"/>
+      <w:r>
+        <w:rPr>
+          <w:lang w:val="en-IE"/>
+        </w:rPr>
+        <w:t>*</w:t>
+      </w:r>
+      <w:proofErr w:type="spellStart"/>
+      <w:r>
+        <w:rPr>
+          <w:lang w:val="en-IE"/>
+        </w:rPr>
+        <w:t>bit_duration</w:t>
+      </w:r>
+      <w:proofErr w:type="spellEnd"/>
+      <w:r>
+        <w:rPr>
+          <w:lang w:val="en-IE"/>
+        </w:rPr>
+        <w:t xml:space="preserve"> + </w:t>
+      </w:r>
+      <w:proofErr w:type="spellStart"/>
+      <w:r>
+        <w:rPr>
+          <w:lang w:val="en-IE"/>
+        </w:rPr>
+        <w:t>bit_duration</w:t>
+      </w:r>
+      <w:proofErr w:type="spellEnd"/>
+      <w:r>
+        <w:rPr>
+          <w:lang w:val="en-IE"/>
+        </w:rPr>
+        <w:t>/2, 0.01)</w:t>
+      </w:r>
+    </w:p>
+    <w:p>
+      <w:pPr>
+        <w:rPr>
+          <w:lang w:val="en-IE"/>
+        </w:rPr>
+      </w:pPr>
+      <w:r>
+        <w:rPr>
+          <w:lang w:val="en-IE"/>
+        </w:rPr>
+        <w:t xml:space="preserve">        </w:t>
+      </w:r>
+      <w:proofErr w:type="spellStart"/>
+      <w:r>
+        <w:rPr>
+          <w:lang w:val="en-IE"/>
+        </w:rPr>
+        <w:t>y_low</w:t>
+      </w:r>
+      <w:proofErr w:type="spellEnd"/>
+      <w:r>
+        <w:rPr>
+          <w:lang w:val="en-IE"/>
+        </w:rPr>
+        <w:t xml:space="preserve"> = </w:t>
+      </w:r>
+      <w:proofErr w:type="spellStart"/>
+      <w:proofErr w:type="gramStart"/>
+      <w:r>
+        <w:rPr>
+          <w:lang w:val="en-IE"/>
+        </w:rPr>
+        <w:t>np.ones</w:t>
+      </w:r>
+      <w:proofErr w:type="gramEnd"/>
+      <w:r>
+        <w:rPr>
+          <w:lang w:val="en-IE"/>
+        </w:rPr>
+        <w:t>_like</w:t>
+      </w:r>
+      <w:proofErr w:type="spellEnd"/>
+      <w:r>
+        <w:rPr>
+          <w:lang w:val="en-IE"/>
+        </w:rPr>
+        <w:t>(</w:t>
+      </w:r>
+      <w:proofErr w:type="spellStart"/>
+      <w:r>
+        <w:rPr>
+          <w:lang w:val="en-IE"/>
+        </w:rPr>
+        <w:t>t_low</w:t>
+      </w:r>
+      <w:proofErr w:type="spellEnd"/>
+      <w:r>
+        <w:rPr>
+          <w:lang w:val="en-IE"/>
+        </w:rPr>
+        <w:t xml:space="preserve">) * </w:t>
+      </w:r>
+      <w:proofErr w:type="spellStart"/>
+      <w:r>
+        <w:rPr>
+          <w:lang w:val="en-IE"/>
+        </w:rPr>
+        <w:t>V_low</w:t>
+      </w:r>
+      <w:proofErr w:type="spellEnd"/>
+    </w:p>
+    <w:p>
+      <w:pPr>
+        <w:rPr>
+          <w:lang w:val="en-IE"/>
+        </w:rPr>
+      </w:pPr>
+      <w:r>
+        <w:rPr>
+          <w:lang w:val="en-IE"/>
+        </w:rPr>
+        <w:t xml:space="preserve">        </w:t>
+      </w:r>
+      <w:proofErr w:type="spellStart"/>
+      <w:r>
+        <w:rPr>
+          <w:lang w:val="en-IE"/>
+        </w:rPr>
+        <w:t>t_zero</w:t>
+      </w:r>
+      <w:proofErr w:type="spellEnd"/>
+      <w:r>
+        <w:rPr>
+          <w:lang w:val="en-IE"/>
+        </w:rPr>
+        <w:t xml:space="preserve"> = </w:t>
+      </w:r>
+      <w:proofErr w:type="spellStart"/>
+      <w:proofErr w:type="gramStart"/>
+      <w:r>
+        <w:rPr>
+          <w:lang w:val="en-IE"/>
+        </w:rPr>
+        <w:t>np.arange</w:t>
+      </w:r>
+      <w:proofErr w:type="spellEnd"/>
+      <w:proofErr w:type="gramEnd"/>
+      <w:r>
+        <w:rPr>
+          <w:lang w:val="en-IE"/>
+        </w:rPr>
+        <w:t>(</w:t>
+      </w:r>
+      <w:proofErr w:type="spellStart"/>
+      <w:r>
+        <w:rPr>
+          <w:lang w:val="en-IE"/>
+        </w:rPr>
+        <w:t>i</w:t>
+      </w:r>
+      <w:proofErr w:type="spellEnd"/>
+      <w:r>
+        <w:rPr>
+          <w:lang w:val="en-IE"/>
+        </w:rPr>
+        <w:t>*</w:t>
+      </w:r>
+      <w:proofErr w:type="spellStart"/>
+      <w:r>
+        <w:rPr>
+          <w:lang w:val="en-IE"/>
+        </w:rPr>
+        <w:t>bit_duration</w:t>
+      </w:r>
+      <w:proofErr w:type="spellEnd"/>
+      <w:r>
+        <w:rPr>
+          <w:lang w:val="en-IE"/>
+        </w:rPr>
+        <w:t xml:space="preserve"> + </w:t>
+      </w:r>
+      <w:proofErr w:type="spellStart"/>
+      <w:r>
+        <w:rPr>
+          <w:lang w:val="en-IE"/>
+        </w:rPr>
+        <w:t>bit_duration</w:t>
+      </w:r>
+      <w:proofErr w:type="spellEnd"/>
+      <w:r>
+        <w:rPr>
+          <w:lang w:val="en-IE"/>
+        </w:rPr>
+        <w:t>/2, (i+</w:t>
+      </w:r>
+      <w:proofErr w:type="gramStart"/>
+      <w:r>
+        <w:rPr>
+          <w:lang w:val="en-IE"/>
+        </w:rPr>
+        <w:t>1)*</w:t>
+      </w:r>
+      <w:proofErr w:type="spellStart"/>
+      <w:proofErr w:type="gramEnd"/>
+      <w:r>
+        <w:rPr>
+          <w:lang w:val="en-IE"/>
+        </w:rPr>
+        <w:t>bit_duration</w:t>
+      </w:r>
+      <w:proofErr w:type="spellEnd"/>
+      <w:r>
+        <w:rPr>
+          <w:lang w:val="en-IE"/>
+        </w:rPr>
+        <w:t>, 0.01)</w:t>
+      </w:r>
+    </w:p>
+    <w:p>
+      <w:pPr>
+        <w:rPr>
+          <w:lang w:val="en-IE"/>
+        </w:rPr>
+      </w:pPr>
+      <w:r>
+        <w:rPr>
+          <w:lang w:val="en-IE"/>
+        </w:rPr>
+        <w:t xml:space="preserve">        </w:t>
+      </w:r>
+      <w:proofErr w:type="spellStart"/>
+      <w:r>
+        <w:rPr>
+          <w:lang w:val="en-IE"/>
+        </w:rPr>
+        <w:t>y_zero</w:t>
+      </w:r>
+      <w:proofErr w:type="spellEnd"/>
+      <w:r>
+        <w:rPr>
+          <w:lang w:val="en-IE"/>
+        </w:rPr>
+        <w:t xml:space="preserve"> = </w:t>
+      </w:r>
+      <w:proofErr w:type="spellStart"/>
+      <w:proofErr w:type="gramStart"/>
+      <w:r>
+        <w:rPr>
+          <w:lang w:val="en-IE"/>
+        </w:rPr>
+        <w:t>np.zeros</w:t>
+      </w:r>
+      <w:proofErr w:type="gramEnd"/>
+      <w:r>
+        <w:rPr>
+          <w:lang w:val="en-IE"/>
+        </w:rPr>
+        <w:t>_like</w:t>
+      </w:r>
+      <w:proofErr w:type="spellEnd"/>
+      <w:r>
+        <w:rPr>
+          <w:lang w:val="en-IE"/>
+        </w:rPr>
+        <w:t>(</w:t>
+      </w:r>
+      <w:proofErr w:type="spellStart"/>
+      <w:r>
+        <w:rPr>
+          <w:lang w:val="en-IE"/>
+        </w:rPr>
+        <w:t>t_zero</w:t>
+      </w:r>
+      <w:proofErr w:type="spellEnd"/>
+      <w:r>
+        <w:rPr>
+          <w:lang w:val="en-IE"/>
+        </w:rPr>
+        <w:t>)</w:t>
+      </w:r>
+    </w:p>
+    <w:p>
+      <w:pPr>
+        <w:rPr>
+          <w:lang w:val="en-IE"/>
+        </w:rPr>
+      </w:pPr>
+      <w:r>
+        <w:rPr>
+          <w:lang w:val="en-IE"/>
+        </w:rPr>
+        <w:t xml:space="preserve">        </w:t>
+      </w:r>
+      <w:proofErr w:type="spellStart"/>
+      <w:proofErr w:type="gramStart"/>
+      <w:r>
+        <w:rPr>
+          <w:lang w:val="en-IE"/>
+        </w:rPr>
+        <w:t>t.extend</w:t>
+      </w:r>
+      <w:proofErr w:type="spellEnd"/>
+      <w:proofErr w:type="gramEnd"/>
+      <w:r>
+        <w:rPr>
+          <w:lang w:val="en-IE"/>
+        </w:rPr>
+        <w:t>(</w:t>
+      </w:r>
+      <w:proofErr w:type="spellStart"/>
+      <w:r>
+        <w:rPr>
+          <w:lang w:val="en-IE"/>
+        </w:rPr>
+        <w:t>t_low</w:t>
+      </w:r>
+      <w:proofErr w:type="spellEnd"/>
+      <w:r>
+        <w:rPr>
+          <w:lang w:val="en-IE"/>
+        </w:rPr>
+        <w:t>)</w:t>
+      </w:r>
+    </w:p>
+    <w:p>
+      <w:pPr>
+        <w:rPr>
+          <w:lang w:val="en-IE"/>
+        </w:rPr>
+      </w:pPr>
+      <w:r>
+        <w:rPr>
+          <w:lang w:val="en-IE"/>
+        </w:rPr>
+        <w:t xml:space="preserve">        </w:t>
+      </w:r>
+      <w:proofErr w:type="spellStart"/>
+      <w:proofErr w:type="gramStart"/>
+      <w:r>
+        <w:rPr>
+          <w:lang w:val="en-IE"/>
+        </w:rPr>
+        <w:t>t.extend</w:t>
+      </w:r>
+      <w:proofErr w:type="spellEnd"/>
+      <w:proofErr w:type="gramEnd"/>
+      <w:r>
+        <w:rPr>
+          <w:lang w:val="en-IE"/>
+        </w:rPr>
+        <w:t>(</w:t>
+      </w:r>
+      <w:proofErr w:type="spellStart"/>
+      <w:r>
+        <w:rPr>
+          <w:lang w:val="en-IE"/>
+        </w:rPr>
+        <w:t>t_zero</w:t>
+      </w:r>
+      <w:proofErr w:type="spellEnd"/>
+      <w:r>
+        <w:rPr>
+          <w:lang w:val="en-IE"/>
+        </w:rPr>
+        <w:t>)</w:t>
+      </w:r>
+    </w:p>
+    <w:p>
+      <w:pPr>
+        <w:rPr>
+          <w:lang w:val="en-IE"/>
+        </w:rPr>
+      </w:pPr>
+      <w:r>
+        <w:rPr>
+          <w:lang w:val="en-IE"/>
+        </w:rPr>
+        <w:t xml:space="preserve">        </w:t>
+      </w:r>
+      <w:proofErr w:type="spellStart"/>
+      <w:proofErr w:type="gramStart"/>
+      <w:r>
+        <w:rPr>
+          <w:lang w:val="en-IE"/>
+        </w:rPr>
+        <w:t>y.extend</w:t>
+      </w:r>
+      <w:proofErr w:type="spellEnd"/>
+      <w:proofErr w:type="gramEnd"/>
+      <w:r>
+        <w:rPr>
+          <w:lang w:val="en-IE"/>
+        </w:rPr>
+        <w:t>(</w:t>
+      </w:r>
+      <w:proofErr w:type="spellStart"/>
+      <w:r>
+        <w:rPr>
+          <w:lang w:val="en-IE"/>
+        </w:rPr>
+        <w:t>y_low</w:t>
+      </w:r>
+      <w:proofErr w:type="spellEnd"/>
+      <w:r>
+        <w:rPr>
+          <w:lang w:val="en-IE"/>
+        </w:rPr>
+        <w:t>)</w:t>
+      </w:r>
+    </w:p>
+    <w:p>
+      <w:pPr>
+        <w:rPr>
+          <w:lang w:val="en-IE"/>
+        </w:rPr>
+      </w:pPr>
+      <w:r>
+        <w:rPr>
+          <w:lang w:val="en-IE"/>
+        </w:rPr>
+        <w:t xml:space="preserve">        </w:t>
+      </w:r>
+      <w:proofErr w:type="spellStart"/>
+      <w:proofErr w:type="gramStart"/>
+      <w:r>
+        <w:rPr>
+          <w:lang w:val="en-IE"/>
+        </w:rPr>
+        <w:t>y.extend</w:t>
+      </w:r>
+      <w:proofErr w:type="spellEnd"/>
+      <w:proofErr w:type="gramEnd"/>
+      <w:r>
+        <w:rPr>
+          <w:lang w:val="en-IE"/>
+        </w:rPr>
+        <w:t>(</w:t>
+      </w:r>
+      <w:proofErr w:type="spellStart"/>
+      <w:r>
+        <w:rPr>
+          <w:lang w:val="en-IE"/>
+        </w:rPr>
+        <w:t>y_zero</w:t>
+      </w:r>
+      <w:proofErr w:type="spellEnd"/>
+      <w:r>
+        <w:rPr>
+          <w:lang w:val="en-IE"/>
+        </w:rPr>
+        <w:t>)</w:t>
+      </w:r>
+    </w:p>
+    <w:p>
+      <w:pPr>
+        <w:rPr>
+          <w:lang w:val="en-IE"/>
+        </w:rPr>
+      </w:pPr>
+    </w:p>
+    <w:p>
+      <w:pPr>
+        <w:rPr>
+          <w:lang w:val="en-IE"/>
+        </w:rPr>
+      </w:pPr>
+      <w:proofErr w:type="spellStart"/>
+      <w:proofErr w:type="gramStart"/>
+      <w:r>
+        <w:rPr>
+          <w:lang w:val="en-IE"/>
+        </w:rPr>
+        <w:t>plt.figure</w:t>
+      </w:r>
+      <w:proofErr w:type="spellEnd"/>
+      <w:proofErr w:type="gramEnd"/>
+      <w:r>
+        <w:rPr>
+          <w:lang w:val="en-IE"/>
+        </w:rPr>
+        <w:t>(</w:t>
+      </w:r>
+      <w:proofErr w:type="spellStart"/>
+      <w:r>
+        <w:rPr>
+          <w:lang w:val="en-IE"/>
+        </w:rPr>
+        <w:t>figsize</w:t>
+      </w:r>
+      <w:proofErr w:type="spellEnd"/>
+      <w:proofErr w:type="gramStart"/>
+      <w:r>
+        <w:rPr>
+          <w:lang w:val="en-IE"/>
+        </w:rPr>
+        <w:t>=(</w:t>
+      </w:r>
+      <w:proofErr w:type="gramEnd"/>
+      <w:r>
+        <w:rPr>
+          <w:lang w:val="en-IE"/>
+        </w:rPr>
+        <w:t>10,3))</w:t>
+      </w:r>
+    </w:p>
+    <w:p>
+      <w:pPr>
+        <w:rPr>
+          <w:lang w:val="en-IE"/>
+        </w:rPr>
+      </w:pPr>
+      <w:proofErr w:type="spellStart"/>
+      <w:proofErr w:type="gramStart"/>
+      <w:r>
+        <w:rPr>
+          <w:lang w:val="en-IE"/>
+        </w:rPr>
+        <w:t>plt.plot</w:t>
+      </w:r>
+      <w:proofErr w:type="spellEnd"/>
+      <w:proofErr w:type="gramEnd"/>
+      <w:r>
+        <w:rPr>
+          <w:lang w:val="en-IE"/>
+        </w:rPr>
+        <w:t>(t, y, linewidth=2)</w:t>
+      </w:r>
+    </w:p>
+    <w:p>
+      <w:pPr>
+        <w:rPr>
+          <w:lang w:val="en-IE"/>
+        </w:rPr>
+      </w:pPr>
+      <w:proofErr w:type="spellStart"/>
+      <w:proofErr w:type="gramStart"/>
+      <w:r>
+        <w:rPr>
+          <w:lang w:val="en-IE"/>
+        </w:rPr>
+        <w:t>plt.ylim</w:t>
+      </w:r>
+      <w:proofErr w:type="spellEnd"/>
+      <w:proofErr w:type="gramEnd"/>
+      <w:r>
+        <w:rPr>
+          <w:lang w:val="en-IE"/>
+        </w:rPr>
+        <w:t>(-4, 4)</w:t>
+      </w:r>
+    </w:p>
+    <w:p>
+      <w:pPr>
+        <w:rPr>
+          <w:lang w:val="en-IE"/>
+        </w:rPr>
+      </w:pPr>
+      <w:proofErr w:type="spellStart"/>
+      <w:proofErr w:type="gramStart"/>
+      <w:r>
+        <w:rPr>
+          <w:lang w:val="en-IE"/>
+        </w:rPr>
+        <w:t>plt.xlabel</w:t>
+      </w:r>
+      <w:proofErr w:type="spellEnd"/>
+      <w:proofErr w:type="gramEnd"/>
+      <w:r>
+        <w:rPr>
+          <w:lang w:val="en-IE"/>
+        </w:rPr>
+        <w:t>("Time (s)")</w:t>
+      </w:r>
+    </w:p>
+    <w:p>
+      <w:pPr>
+        <w:rPr>
+          <w:lang w:val="en-IE"/>
+        </w:rPr>
+      </w:pPr>
+      <w:proofErr w:type="spellStart"/>
+      <w:proofErr w:type="gramStart"/>
+      <w:r>
+        <w:rPr>
+          <w:lang w:val="en-IE"/>
+        </w:rPr>
+        <w:t>plt.ylabel</w:t>
+      </w:r>
+      <w:proofErr w:type="spellEnd"/>
+      <w:proofErr w:type="gramEnd"/>
+      <w:r>
+        <w:rPr>
+          <w:lang w:val="en-IE"/>
+        </w:rPr>
+        <w:t>("Voltage (V)")</w:t>
+      </w:r>
+    </w:p>
+    <w:p>
+      <w:pPr>
+        <w:rPr>
+          <w:lang w:val="en-IE"/>
+        </w:rPr>
+      </w:pPr>
+      <w:proofErr w:type="spellStart"/>
+      <w:proofErr w:type="gramStart"/>
+      <w:r>
+        <w:rPr>
+          <w:lang w:val="en-IE"/>
+        </w:rPr>
+        <w:t>plt.title</w:t>
+      </w:r>
+      <w:proofErr w:type="spellEnd"/>
+      <w:proofErr w:type="gramEnd"/>
+      <w:r>
+        <w:rPr>
+          <w:lang w:val="en-IE"/>
+        </w:rPr>
+        <w:t>(f"±3V Polar RZ for Hex 0xB3 ({</w:t>
+      </w:r>
+      <w:proofErr w:type="spellStart"/>
+      <w:r>
+        <w:rPr>
+          <w:lang w:val="en-IE"/>
+        </w:rPr>
+        <w:t>binary_str</w:t>
+      </w:r>
+      <w:proofErr w:type="spellEnd"/>
+      <w:r>
+        <w:rPr>
+          <w:lang w:val="en-IE"/>
+        </w:rPr>
+        <w:t>})")</w:t>
+      </w:r>
+    </w:p>
+    <w:p>
+      <w:pPr>
+        <w:rPr>
+          <w:lang w:val="en-IE"/>
+        </w:rPr>
+      </w:pPr>
+      <w:proofErr w:type="spellStart"/>
+      <w:proofErr w:type="gramStart"/>
+      <w:r>
+        <w:rPr>
+          <w:lang w:val="en-IE"/>
+        </w:rPr>
+        <w:t>plt.grid</w:t>
+      </w:r>
+      <w:proofErr w:type="spellEnd"/>
+      <w:proofErr w:type="gramEnd"/>
+      <w:r>
+        <w:rPr>
+          <w:lang w:val="en-IE"/>
+        </w:rPr>
+        <w:t>(True)</w:t>
+      </w:r>
+    </w:p>
+    <w:p>
+      <w:pPr>
+        <w:rPr>
+          <w:lang w:val="en-IE"/>
+        </w:rPr>
+      </w:pPr>
+      <w:proofErr w:type="spellStart"/>
+      <w:proofErr w:type="gramStart"/>
+      <w:r>
+        <w:rPr>
+          <w:lang w:val="en-IE"/>
+        </w:rPr>
+        <w:t>plt.show</w:t>
+      </w:r>
+      <w:proofErr w:type="spellEnd"/>
+      <w:proofErr w:type="gramEnd"/>
+      <w:r>
+        <w:rPr>
+          <w:lang w:val="en-IE"/>
+        </w:rPr>
+        <w:t>()</w:t>
+      </w:r>
+      <w:r>
+        <w:rPr>
           <w:noProof/>
-          <w:color w:val="FF0000"/>
-          <w:sz w:val="24"/>
-          <w:szCs w:val="24"/>
           <w:lang w:val="en-IE"/>
         </w:rPr>
         <w:drawing>
-          <wp:inline distT="0" distB="0" distL="0" distR="0" wp14:anchorId="09D3CBFF" wp14:editId="11E167DA">
+          <wp:inline distT="0" distB="0" distL="0" distR="0" wp14:anchorId="0121FD32" wp14:editId="1586C6D2">
             <wp:extent cx="5731510" cy="2108835"/>
             <wp:effectExtent l="0" t="0" r="2540" b="5715"/>
             <wp:docPr id="1853079425" name="Picture 1"/>
@@ -7454,6 +11116,17 @@
     <w:p>
       <w:pPr>
         <w:rPr>
+          <w:rFonts w:ascii="Arial" w:hAnsi="Arial" w:cs="Arial"/>
+          <w:color w:val="FF0000"/>
+          <w:sz w:val="24"/>
+          <w:szCs w:val="24"/>
+          <w:lang w:val="en-IE"/>
+        </w:rPr>
+      </w:pPr>
+    </w:p>
+    <w:p>
+      <w:pPr>
+        <w:rPr>
           <w:rFonts w:ascii="Trebuchet MS" w:hAnsi="Trebuchet MS"/>
           <w:sz w:val="24"/>
           <w:szCs w:val="24"/>
@@ -7677,7 +11350,6 @@
           <w:szCs w:val="24"/>
           <w:u w:val="single"/>
         </w:rPr>
-        <w:lastRenderedPageBreak/>
         <w:t xml:space="preserve">Task </w:t>
       </w:r>
       <w:r>
@@ -8074,6 +11746,7 @@
           <w:szCs w:val="24"/>
           <w:lang w:val="en-IE"/>
         </w:rPr>
+        <w:lastRenderedPageBreak/>
         <w:t>Constant</w:t>
       </w:r>
     </w:p>
@@ -8393,7 +12066,6 @@
           <w:szCs w:val="24"/>
           <w:lang w:val="en-IE"/>
         </w:rPr>
-        <w:lastRenderedPageBreak/>
         <w:drawing>
           <wp:inline distT="0" distB="0" distL="0" distR="0" wp14:anchorId="46FFEE68" wp14:editId="3A4B79BD">
             <wp:extent cx="5427878" cy="3032059"/>
@@ -9036,7 +12708,6 @@
           <w:szCs w:val="24"/>
           <w:lang w:val="en-IE"/>
         </w:rPr>
-        <w:lastRenderedPageBreak/>
         <w:drawing>
           <wp:inline distT="0" distB="0" distL="0" distR="0" wp14:anchorId="4421D01E" wp14:editId="58C53FA8">
             <wp:extent cx="5731510" cy="2185670"/>
@@ -9086,16 +12757,15 @@
       <w:r>
         <w:rPr>
           <w:rFonts w:ascii="Trebuchet MS" w:hAnsi="Trebuchet MS"/>
-          <w:noProof/>
           <w:sz w:val="24"/>
           <w:szCs w:val="24"/>
           <w:lang w:val="en-IE"/>
         </w:rPr>
         <w:drawing>
-          <wp:inline distT="0" distB="0" distL="0" distR="0" wp14:anchorId="6095DD60" wp14:editId="47E3FA97">
-            <wp:extent cx="5731510" cy="3091815"/>
+          <wp:inline distT="0" distB="0" distL="0" distR="0" wp14:anchorId="0F099B30" wp14:editId="4BCE798A">
+            <wp:extent cx="5731510" cy="2310765"/>
             <wp:effectExtent l="0" t="0" r="2540" b="0"/>
-            <wp:docPr id="650223393" name="Picture 1"/>
+            <wp:docPr id="293232534" name="Picture 1"/>
             <wp:cNvGraphicFramePr>
               <a:graphicFrameLocks xmlns:a="http://schemas.openxmlformats.org/drawingml/2006/main" noChangeAspect="1"/>
             </wp:cNvGraphicFramePr>
@@ -9103,7 +12773,7 @@
               <a:graphicData uri="http://schemas.openxmlformats.org/drawingml/2006/picture">
                 <pic:pic xmlns:pic="http://schemas.openxmlformats.org/drawingml/2006/picture">
                   <pic:nvPicPr>
-                    <pic:cNvPr id="650223393" name=""/>
+                    <pic:cNvPr id="293232534" name=""/>
                     <pic:cNvPicPr/>
                   </pic:nvPicPr>
                   <pic:blipFill>
@@ -9115,7 +12785,7 @@
                   <pic:spPr>
                     <a:xfrm>
                       <a:off x="0" y="0"/>
-                      <a:ext cx="5731510" cy="3091815"/>
+                      <a:ext cx="5731510" cy="2310765"/>
                     </a:xfrm>
                     <a:prstGeom prst="rect">
                       <a:avLst/>
@@ -9157,6 +12827,7 @@
           <w:szCs w:val="24"/>
           <w:u w:val="single"/>
         </w:rPr>
+        <w:lastRenderedPageBreak/>
         <w:t xml:space="preserve">Task </w:t>
       </w:r>
       <w:r>
@@ -9499,7 +13170,6 @@
           <w:szCs w:val="24"/>
           <w:lang w:val="en-IE"/>
         </w:rPr>
-        <w:lastRenderedPageBreak/>
         <w:t>The output of the pulse generator and the logic signal (zero order hold) can then be fed to product. Output will be RZ compliant, gain, etc will be required to achieve the correct voltages.</w:t>
       </w:r>
     </w:p>
@@ -9761,6 +13431,7 @@
           <w:szCs w:val="24"/>
           <w:lang w:val="en-IE"/>
         </w:rPr>
+        <w:lastRenderedPageBreak/>
         <w:drawing>
           <wp:inline distT="0" distB="0" distL="0" distR="0" wp14:anchorId="0BCAD04D" wp14:editId="1B65B88A">
             <wp:extent cx="5731510" cy="2702560"/>
@@ -9811,16 +13482,16 @@
       <w:r>
         <w:rPr>
           <w:rFonts w:ascii="Arial" w:hAnsi="Arial" w:cs="Arial"/>
-          <w:noProof/>
+          <w:color w:val="FF0000"/>
           <w:sz w:val="24"/>
           <w:szCs w:val="24"/>
           <w:lang w:val="en-IE"/>
         </w:rPr>
         <w:drawing>
-          <wp:inline distT="0" distB="0" distL="0" distR="0" wp14:anchorId="72FD381E" wp14:editId="14F2BF70">
-            <wp:extent cx="5691226" cy="1023899"/>
-            <wp:effectExtent l="0" t="0" r="5080" b="5080"/>
-            <wp:docPr id="1744932543" name="Picture 1"/>
+          <wp:inline distT="0" distB="0" distL="0" distR="0" wp14:anchorId="3611167E" wp14:editId="7DCB87BE">
+            <wp:extent cx="5731510" cy="2275205"/>
+            <wp:effectExtent l="0" t="0" r="2540" b="0"/>
+            <wp:docPr id="786440497" name="Picture 1"/>
             <wp:cNvGraphicFramePr>
               <a:graphicFrameLocks xmlns:a="http://schemas.openxmlformats.org/drawingml/2006/main" noChangeAspect="1"/>
             </wp:cNvGraphicFramePr>
@@ -9828,32 +13499,23 @@
               <a:graphicData uri="http://schemas.openxmlformats.org/drawingml/2006/picture">
                 <pic:pic xmlns:pic="http://schemas.openxmlformats.org/drawingml/2006/picture">
                   <pic:nvPicPr>
-                    <pic:cNvPr id="1744932543" name=""/>
+                    <pic:cNvPr id="786440497" name=""/>
                     <pic:cNvPicPr/>
                   </pic:nvPicPr>
-                  <pic:blipFill rotWithShape="1">
+                  <pic:blipFill>
                     <a:blip r:embed="rId22"/>
-                    <a:srcRect t="30102" r="691" b="36981"/>
                     <a:stretch>
                       <a:fillRect/>
                     </a:stretch>
                   </pic:blipFill>
-                  <pic:spPr bwMode="auto">
+                  <pic:spPr>
                     <a:xfrm>
                       <a:off x="0" y="0"/>
-                      <a:ext cx="5691891" cy="1024019"/>
+                      <a:ext cx="5731510" cy="2275205"/>
                     </a:xfrm>
                     <a:prstGeom prst="rect">
                       <a:avLst/>
                     </a:prstGeom>
-                    <a:ln>
-                      <a:noFill/>
-                    </a:ln>
-                    <a:extLst>
-                      <a:ext uri="{53640926-AAD7-44D8-BBD7-CCE9431645EC}">
-                        <a14:shadowObscured xmlns:a14="http://schemas.microsoft.com/office/drawing/2010/main"/>
-                      </a:ext>
-                    </a:extLst>
                   </pic:spPr>
                 </pic:pic>
               </a:graphicData>
@@ -10071,8 +13733,10 @@
           <w:rFonts w:ascii="Arial" w:hAnsi="Arial" w:cs="Arial"/>
           <w:b/>
           <w:bCs/>
-          <w:szCs w:val="24"/>
-        </w:rPr>
+          <w:noProof/>
+          <w:szCs w:val="24"/>
+        </w:rPr>
+        <w:lastRenderedPageBreak/>
         <w:drawing>
           <wp:inline distT="0" distB="0" distL="0" distR="0" wp14:anchorId="53630F42" wp14:editId="0F59B2FC">
             <wp:extent cx="5731510" cy="2421255"/>
@@ -10128,10 +13792,10 @@
           <w:szCs w:val="24"/>
         </w:rPr>
         <w:drawing>
-          <wp:inline distT="0" distB="0" distL="0" distR="0" wp14:anchorId="132A1A5F" wp14:editId="39088337">
-            <wp:extent cx="5731510" cy="1304925"/>
-            <wp:effectExtent l="0" t="0" r="2540" b="9525"/>
-            <wp:docPr id="1757343013" name="Picture 1"/>
+          <wp:inline distT="0" distB="0" distL="0" distR="0" wp14:anchorId="2BE041E3" wp14:editId="7D224AAD">
+            <wp:extent cx="5731510" cy="2317115"/>
+            <wp:effectExtent l="0" t="0" r="2540" b="6985"/>
+            <wp:docPr id="1048210155" name="Picture 1"/>
             <wp:cNvGraphicFramePr>
               <a:graphicFrameLocks xmlns:a="http://schemas.openxmlformats.org/drawingml/2006/main" noChangeAspect="1"/>
             </wp:cNvGraphicFramePr>
@@ -10139,7 +13803,7 @@
               <a:graphicData uri="http://schemas.openxmlformats.org/drawingml/2006/picture">
                 <pic:pic xmlns:pic="http://schemas.openxmlformats.org/drawingml/2006/picture">
                   <pic:nvPicPr>
-                    <pic:cNvPr id="1757343013" name=""/>
+                    <pic:cNvPr id="1048210155" name=""/>
                     <pic:cNvPicPr/>
                   </pic:nvPicPr>
                   <pic:blipFill>
@@ -10151,7 +13815,7 @@
                   <pic:spPr>
                     <a:xfrm>
                       <a:off x="0" y="0"/>
-                      <a:ext cx="5731510" cy="1304925"/>
+                      <a:ext cx="5731510" cy="2317115"/>
                     </a:xfrm>
                     <a:prstGeom prst="rect">
                       <a:avLst/>
